--- a/Задание_3_SEO/Задание_3_Промты_для_генерации_изображений.docx
+++ b/Задание_3_SEO/Задание_3_Промты_для_генерации_изображений.docx
@@ -13,7 +13,7 @@
           <w:color w:val="1F3B63"/>
           <w:sz w:val="34"/>
         </w:rPr>
-        <w:t>ПРОМТЫ ДЛЯ ГЕНЕРАЦИИ ИЗОБРАЖЕНИЙ КАРТОЧКИ</w:t>
+        <w:t>ПРОМТЫ И РАЗБОР ВИЗУАЛА КАРТОЧКИ</w:t>
       </w:r>
     </w:p>
     <w:p>
@@ -26,7 +26,7 @@
           <w:b/>
           <w:sz w:val="23"/>
         </w:rPr>
-        <w:t>Куртка женская удлинённая для высоких · Wildberries · бренд ALTEA</w:t>
+        <w:t>Куртка женская удлинённая для высоких · ALTEA · Wildberries</w:t>
       </w:r>
     </w:p>
     <w:p>
@@ -40,8 +40,89 @@
           <w:color w:val="5A5A5A"/>
           <w:sz w:val="18"/>
         </w:rPr>
-        <w:t>Изображение 1 — главное фото с инфографикой · Изображение 2 — имиджевое фото без инфографики</w:t>
+        <w:t>Редакция 2 от 13.10.2026 · цифры сведены с утверждёнными макетами</w:t>
       </w:r>
+    </w:p>
+    <w:tbl>
+      <w:tblPr>
+        <w:tblStyle w:val="TableGrid"/>
+        <w:tblW w:type="auto" w:w="0"/>
+        <w:tblLook w:firstColumn="1" w:firstRow="1" w:lastColumn="0" w:lastRow="0" w:noHBand="0" w:noVBand="1" w:val="04A0"/>
+      </w:tblPr>
+      <w:tblGrid>
+        <w:gridCol w:w="10199"/>
+      </w:tblGrid>
+      <w:tr>
+        <w:tc>
+          <w:tcPr>
+            <w:tcW w:type="dxa" w:w="10199"/>
+            <w:shd w:val="clear" w:fill="EEF4EC"/>
+          </w:tcPr>
+          <w:p>
+            <w:pPr>
+              <w:spacing w:after="40"/>
+            </w:pPr>
+            <w:r/>
+            <w:r>
+              <w:rPr>
+                <w:b/>
+                <w:color w:val="B03A1F"/>
+                <w:sz w:val="21"/>
+              </w:rPr>
+              <w:t>Что изменилось в редакции 2</w:t>
+            </w:r>
+          </w:p>
+          <w:p>
+            <w:pPr>
+              <w:spacing w:after="20"/>
+            </w:pPr>
+            <w:r>
+              <w:rPr>
+                <w:sz w:val="19"/>
+              </w:rPr>
+              <w:t>Все цифры приведены к утверждённым макетам: рукав +4 см, силуэт +10 см,</w:t>
+            </w:r>
+          </w:p>
+          <w:p>
+            <w:pPr>
+              <w:spacing w:after="20"/>
+            </w:pPr>
+            <w:r>
+              <w:rPr>
+                <w:sz w:val="19"/>
+              </w:rPr>
+              <w:t>комфорт от +5 до +15 °C, лёгкий утеплитель. В редакции 1 стояли другие значения —</w:t>
+            </w:r>
+          </w:p>
+          <w:p>
+            <w:pPr>
+              <w:spacing w:after="20"/>
+            </w:pPr>
+            <w:r>
+              <w:rPr>
+                <w:sz w:val="19"/>
+              </w:rPr>
+              <w:t>они были рабочей гипотезой и утратили силу, как только макет утверждён.</w:t>
+            </w:r>
+          </w:p>
+          <w:p>
+            <w:pPr>
+              <w:spacing w:after="20"/>
+            </w:pPr>
+            <w:r>
+              <w:rPr>
+                <w:sz w:val="19"/>
+              </w:rPr>
+              <w:t>Добавлен раздел 1 — разбор готовых макетов и список правок.</w:t>
+            </w:r>
+          </w:p>
+        </w:tc>
+      </w:tr>
+    </w:tbl>
+    <w:p>
+      <w:pPr>
+        <w:spacing w:after="40"/>
+      </w:pPr>
     </w:p>
     <w:p>
       <w:pPr>
@@ -53,20 +134,93 @@
           <w:color w:val="1F3B63"/>
           <w:sz w:val="30"/>
         </w:rPr>
-        <w:t>0. Визуальная отстройка — что мы делаем не как конкуренты</w:t>
+        <w:t>1. Разбор готовых макетов</w:t>
       </w:r>
     </w:p>
     <w:p>
       <w:pPr>
-        <w:spacing w:after="120"/>
+        <w:spacing w:before="200" w:after="60"/>
       </w:pPr>
       <w:r>
         <w:rPr>
-          <w:b w:val="0"/>
-          <w:i w:val="0"/>
+          <w:b/>
+          <w:color w:val="1F3B63"/>
+          <w:sz w:val="24"/>
+        </w:rPr>
+        <w:t>1.1. Что сделано сильно</w:t>
+      </w:r>
+    </w:p>
+    <w:p>
+      <w:pPr>
+        <w:pStyle w:val="ListNumber"/>
+        <w:spacing w:after="40"/>
+      </w:pPr>
+      <w:r>
+        <w:rPr>
           <w:sz w:val="21"/>
         </w:rPr>
-        <w:t>Вся выдача в категории «Для высоких / Верхняя одежда / Куртка» снята одинаково: белый фон, студия, модель без указания роста, стандартные синие плашки «состав / сезон / утеплитель». Карточки сливаются в единую серо-белую ленту. Наша задача — выделиться и одновременно доказать обещание «сшито под высокий рост».</w:t>
+        <w:t>Ростомер-шкала работает. Это главный дифференциатор ниши, и он вынесен в самую заметную зону. Ни один конкурент по данным Задания 2 такого не делает.</w:t>
+      </w:r>
+    </w:p>
+    <w:p>
+      <w:pPr>
+        <w:pStyle w:val="ListNumber"/>
+        <w:spacing w:after="40"/>
+      </w:pPr>
+      <w:r>
+        <w:rPr>
+          <w:sz w:val="21"/>
+        </w:rPr>
+        <w:t>Цифры вместо прилагательных. «+4 см» и «+10 см» — это проверяемое обещание. «Удлинённый» у конкурентов ничего не значит, «+10 см» значит.</w:t>
+      </w:r>
+    </w:p>
+    <w:p>
+      <w:pPr>
+        <w:pStyle w:val="ListNumber"/>
+        <w:spacing w:after="40"/>
+      </w:pPr>
+      <w:r>
+        <w:rPr>
+          <w:sz w:val="21"/>
+        </w:rPr>
+        <w:t>Выноски привязаны к реальным местам изделия: манжет и низ куртки показаны макро — обещание подтверждается изображением, а не словами.</w:t>
+      </w:r>
+    </w:p>
+    <w:p>
+      <w:pPr>
+        <w:pStyle w:val="ListNumber"/>
+        <w:spacing w:after="40"/>
+      </w:pPr>
+      <w:r>
+        <w:rPr>
+          <w:sz w:val="21"/>
+        </w:rPr>
+        <w:t>Фон уходит от белого. В выдаче, где все карточки на белом, тёплый молочно-графитовый градиент даёт заметность с миниатюры.</w:t>
+      </w:r>
+    </w:p>
+    <w:p>
+      <w:pPr>
+        <w:pStyle w:val="ListNumber"/>
+        <w:spacing w:after="40"/>
+      </w:pPr>
+      <w:r>
+        <w:rPr>
+          <w:sz w:val="21"/>
+        </w:rPr>
+        <w:t>Нет цен, скидок, призывов и чужих логотипов — требования площадки к изображениям соблюдены.</w:t>
+      </w:r>
+    </w:p>
+    <w:p>
+      <w:pPr>
+        <w:spacing w:before="200" w:after="60"/>
+      </w:pPr>
+      <w:r>
+        <w:rPr>
+          <w:b/>
+          <w:color w:val="1F3B63"/>
+          <w:sz w:val="24"/>
+        </w:rPr>
+        <w:t>1.2. Сравнение двух макетов</w:t>
       </w:r>
     </w:p>
     <w:tbl>
@@ -85,7 +239,7 @@
       <w:tr>
         <w:tc>
           <w:tcPr>
-            <w:tcW w:type="dxa" w:w="1474"/>
+            <w:tcW w:type="dxa" w:w="1587"/>
             <w:shd w:val="clear" w:fill="1F3B63"/>
           </w:tcPr>
           <w:p>
@@ -99,13 +253,13 @@
                 <w:color w:val="FFFFFF"/>
                 <w:sz w:val="18"/>
               </w:rPr>
-              <w:t>Приём</w:t>
+              <w:t>Критерий</w:t>
             </w:r>
           </w:p>
         </w:tc>
         <w:tc>
           <w:tcPr>
-            <w:tcW w:type="dxa" w:w="2381"/>
+            <w:tcW w:type="dxa" w:w="2494"/>
             <w:shd w:val="clear" w:fill="1F3B63"/>
           </w:tcPr>
           <w:p>
@@ -119,27 +273,7 @@
                 <w:color w:val="FFFFFF"/>
                 <w:sz w:val="18"/>
               </w:rPr>
-              <w:t>Как у конкурентов</w:t>
-            </w:r>
-          </w:p>
-        </w:tc>
-        <w:tc>
-          <w:tcPr>
-            <w:tcW w:type="dxa" w:w="3061"/>
-            <w:shd w:val="clear" w:fill="1F3B63"/>
-          </w:tcPr>
-          <w:p>
-            <w:pPr>
-              <w:spacing w:after="20"/>
-            </w:pPr>
-            <w:r/>
-            <w:r>
-              <w:rPr>
-                <w:b/>
-                <w:color w:val="FFFFFF"/>
-                <w:sz w:val="18"/>
-              </w:rPr>
-              <w:t>Как у нас</w:t>
+              <w:t>Макет 1</w:t>
             </w:r>
           </w:p>
         </w:tc>
@@ -159,7 +293,27 @@
                 <w:color w:val="FFFFFF"/>
                 <w:sz w:val="18"/>
               </w:rPr>
-              <w:t>Зачем</w:t>
+              <w:t>Макет 2</w:t>
+            </w:r>
+          </w:p>
+        </w:tc>
+        <w:tc>
+          <w:tcPr>
+            <w:tcW w:type="dxa" w:w="2835"/>
+            <w:shd w:val="clear" w:fill="1F3B63"/>
+          </w:tcPr>
+          <w:p>
+            <w:pPr>
+              <w:spacing w:after="20"/>
+            </w:pPr>
+            <w:r/>
+            <w:r>
+              <w:rPr>
+                <w:b/>
+                <w:color w:val="FFFFFF"/>
+                <w:sz w:val="18"/>
+              </w:rPr>
+              <w:t>Вывод</w:t>
             </w:r>
           </w:p>
         </w:tc>
@@ -167,7 +321,7 @@
       <w:tr>
         <w:tc>
           <w:tcPr>
-            <w:tcW w:type="dxa" w:w="1474"/>
+            <w:tcW w:type="dxa" w:w="1587"/>
           </w:tcPr>
           <w:p>
             <w:pPr>
@@ -179,13 +333,13 @@
                 <w:b/>
                 <w:sz w:val="18"/>
               </w:rPr>
-              <w:t>Фон</w:t>
+              <w:t>Главный тезис</w:t>
             </w:r>
           </w:p>
         </w:tc>
         <w:tc>
           <w:tcPr>
-            <w:tcW w:type="dxa" w:w="2381"/>
+            <w:tcW w:type="dxa" w:w="2494"/>
           </w:tcPr>
           <w:p>
             <w:pPr>
@@ -196,24 +350,7 @@
               <w:rPr>
                 <w:sz w:val="18"/>
               </w:rPr>
-              <w:t>Чистый белый / светло-серый</w:t>
-            </w:r>
-          </w:p>
-        </w:tc>
-        <w:tc>
-          <w:tcPr>
-            <w:tcW w:type="dxa" w:w="3061"/>
-          </w:tcPr>
-          <w:p>
-            <w:pPr>
-              <w:spacing w:after="20"/>
-            </w:pPr>
-            <w:r/>
-            <w:r>
-              <w:rPr>
-                <w:sz w:val="18"/>
-              </w:rPr>
-              <w:t>Тёплый молочный с мягким градиентом в графит</w:t>
+              <w:t>«КУРТКА» крупно, «ДЛЯ ВЫСОКИХ» в плашке</w:t>
             </w:r>
           </w:p>
         </w:tc>
@@ -230,7 +367,24 @@
               <w:rPr>
                 <w:sz w:val="18"/>
               </w:rPr>
-              <w:t>Карточка физически выделяется в белой выдаче</w:t>
+              <w:t>То же + бейдж «СШИТО ДЛЯ ВЫСОКИХ»</w:t>
+            </w:r>
+          </w:p>
+        </w:tc>
+        <w:tc>
+          <w:tcPr>
+            <w:tcW w:type="dxa" w:w="2835"/>
+          </w:tcPr>
+          <w:p>
+            <w:pPr>
+              <w:spacing w:after="20"/>
+            </w:pPr>
+            <w:r/>
+            <w:r>
+              <w:rPr>
+                <w:sz w:val="18"/>
+              </w:rPr>
+              <w:t>Макет 2 сильнее: тезис продублирован</w:t>
             </w:r>
           </w:p>
         </w:tc>
@@ -238,7 +392,7 @@
       <w:tr>
         <w:tc>
           <w:tcPr>
-            <w:tcW w:type="dxa" w:w="1474"/>
+            <w:tcW w:type="dxa" w:w="1587"/>
             <w:shd w:val="clear" w:fill="F2F5F9"/>
           </w:tcPr>
           <w:p>
@@ -251,13 +405,159 @@
                 <w:b/>
                 <w:sz w:val="18"/>
               </w:rPr>
-              <w:t>Доказательство роста</w:t>
+              <w:t>Доказательство кроя</w:t>
             </w:r>
           </w:p>
         </w:tc>
         <w:tc>
           <w:tcPr>
-            <w:tcW w:type="dxa" w:w="2381"/>
+            <w:tcW w:type="dxa" w:w="2494"/>
+            <w:shd w:val="clear" w:fill="F2F5F9"/>
+          </w:tcPr>
+          <w:p>
+            <w:pPr>
+              <w:spacing w:after="20"/>
+            </w:pPr>
+            <w:r/>
+            <w:r>
+              <w:rPr>
+                <w:sz w:val="18"/>
+              </w:rPr>
+              <w:t>«Длинный рукав», «Удлинённый крой» — словами</w:t>
+            </w:r>
+          </w:p>
+        </w:tc>
+        <w:tc>
+          <w:tcPr>
+            <w:tcW w:type="dxa" w:w="2608"/>
+            <w:shd w:val="clear" w:fill="F2F5F9"/>
+          </w:tcPr>
+          <w:p>
+            <w:pPr>
+              <w:spacing w:after="20"/>
+            </w:pPr>
+            <w:r/>
+            <w:r>
+              <w:rPr>
+                <w:sz w:val="18"/>
+              </w:rPr>
+              <w:t>«+4 см» и «+10 см» — цифрами</w:t>
+            </w:r>
+          </w:p>
+        </w:tc>
+        <w:tc>
+          <w:tcPr>
+            <w:tcW w:type="dxa" w:w="2835"/>
+            <w:shd w:val="clear" w:fill="F2F5F9"/>
+          </w:tcPr>
+          <w:p>
+            <w:pPr>
+              <w:spacing w:after="20"/>
+            </w:pPr>
+            <w:r/>
+            <w:r>
+              <w:rPr>
+                <w:sz w:val="18"/>
+              </w:rPr>
+              <w:t>Макет 2 заметно сильнее</w:t>
+            </w:r>
+          </w:p>
+        </w:tc>
+      </w:tr>
+      <w:tr>
+        <w:tc>
+          <w:tcPr>
+            <w:tcW w:type="dxa" w:w="1587"/>
+          </w:tcPr>
+          <w:p>
+            <w:pPr>
+              <w:spacing w:after="20"/>
+            </w:pPr>
+            <w:r/>
+            <w:r>
+              <w:rPr>
+                <w:b/>
+                <w:sz w:val="18"/>
+              </w:rPr>
+              <w:t>Шкала роста</w:t>
+            </w:r>
+          </w:p>
+        </w:tc>
+        <w:tc>
+          <w:tcPr>
+            <w:tcW w:type="dxa" w:w="2494"/>
+          </w:tcPr>
+          <w:p>
+            <w:pPr>
+              <w:spacing w:after="20"/>
+            </w:pPr>
+            <w:r/>
+            <w:r>
+              <w:rPr>
+                <w:sz w:val="18"/>
+              </w:rPr>
+              <w:t>170–190, отметка 180 выделена</w:t>
+            </w:r>
+          </w:p>
+        </w:tc>
+        <w:tc>
+          <w:tcPr>
+            <w:tcW w:type="dxa" w:w="2608"/>
+          </w:tcPr>
+          <w:p>
+            <w:pPr>
+              <w:spacing w:after="20"/>
+            </w:pPr>
+            <w:r/>
+            <w:r>
+              <w:rPr>
+                <w:sz w:val="18"/>
+              </w:rPr>
+              <w:t>165 добавлен серым, 170–190 активны</w:t>
+            </w:r>
+          </w:p>
+        </w:tc>
+        <w:tc>
+          <w:tcPr>
+            <w:tcW w:type="dxa" w:w="2835"/>
+          </w:tcPr>
+          <w:p>
+            <w:pPr>
+              <w:spacing w:after="20"/>
+            </w:pPr>
+            <w:r/>
+            <w:r>
+              <w:rPr>
+                <w:sz w:val="18"/>
+              </w:rPr>
+              <w:t>Макет 2: видно, где заканчивается стандарт</w:t>
+            </w:r>
+          </w:p>
+        </w:tc>
+      </w:tr>
+      <w:tr>
+        <w:tc>
+          <w:tcPr>
+            <w:tcW w:type="dxa" w:w="1587"/>
+            <w:shd w:val="clear" w:fill="F2F5F9"/>
+          </w:tcPr>
+          <w:p>
+            <w:pPr>
+              <w:spacing w:after="20"/>
+            </w:pPr>
+            <w:r/>
+            <w:r>
+              <w:rPr>
+                <w:b/>
+                <w:sz w:val="18"/>
+              </w:rPr>
+              <w:t>Бренд</w:t>
+            </w:r>
+          </w:p>
+        </w:tc>
+        <w:tc>
+          <w:tcPr>
+            <w:tcW w:type="dxa" w:w="2494"/>
             <w:shd w:val="clear" w:fill="F2F5F9"/>
           </w:tcPr>
           <w:p>
@@ -275,7 +575,7 @@
         </w:tc>
         <w:tc>
           <w:tcPr>
-            <w:tcW w:type="dxa" w:w="3061"/>
+            <w:tcW w:type="dxa" w:w="2608"/>
             <w:shd w:val="clear" w:fill="F2F5F9"/>
           </w:tcPr>
           <w:p>
@@ -287,7 +587,135 @@
               <w:rPr>
                 <w:sz w:val="18"/>
               </w:rPr>
-              <w:t>Вертикальный ростомер-линейка с отметками 170 / 175 / 180 / 185 / 190 см вдоль левого края</w:t>
+              <w:t>ALTEA внизу</w:t>
+            </w:r>
+          </w:p>
+        </w:tc>
+        <w:tc>
+          <w:tcPr>
+            <w:tcW w:type="dxa" w:w="2835"/>
+            <w:shd w:val="clear" w:fill="F2F5F9"/>
+          </w:tcPr>
+          <w:p>
+            <w:pPr>
+              <w:spacing w:after="20"/>
+            </w:pPr>
+            <w:r/>
+            <w:r>
+              <w:rPr>
+                <w:sz w:val="18"/>
+              </w:rPr>
+              <w:t>Макет 2: узнаваемость</w:t>
+            </w:r>
+          </w:p>
+        </w:tc>
+      </w:tr>
+      <w:tr>
+        <w:tc>
+          <w:tcPr>
+            <w:tcW w:type="dxa" w:w="1587"/>
+          </w:tcPr>
+          <w:p>
+            <w:pPr>
+              <w:spacing w:after="20"/>
+            </w:pPr>
+            <w:r/>
+            <w:r>
+              <w:rPr>
+                <w:b/>
+                <w:sz w:val="18"/>
+              </w:rPr>
+              <w:t>Читаемость с миниатюры</w:t>
+            </w:r>
+          </w:p>
+        </w:tc>
+        <w:tc>
+          <w:tcPr>
+            <w:tcW w:type="dxa" w:w="2494"/>
+          </w:tcPr>
+          <w:p>
+            <w:pPr>
+              <w:spacing w:after="20"/>
+            </w:pPr>
+            <w:r/>
+            <w:r>
+              <w:rPr>
+                <w:sz w:val="18"/>
+              </w:rPr>
+              <w:t>Выноски мелкие</w:t>
+            </w:r>
+          </w:p>
+        </w:tc>
+        <w:tc>
+          <w:tcPr>
+            <w:tcW w:type="dxa" w:w="2608"/>
+          </w:tcPr>
+          <w:p>
+            <w:pPr>
+              <w:spacing w:after="20"/>
+            </w:pPr>
+            <w:r/>
+            <w:r>
+              <w:rPr>
+                <w:sz w:val="18"/>
+              </w:rPr>
+              <w:t>«+4 СМ» и «+10 СМ» крупные</w:t>
+            </w:r>
+          </w:p>
+        </w:tc>
+        <w:tc>
+          <w:tcPr>
+            <w:tcW w:type="dxa" w:w="2835"/>
+          </w:tcPr>
+          <w:p>
+            <w:pPr>
+              <w:spacing w:after="20"/>
+            </w:pPr>
+            <w:r/>
+            <w:r>
+              <w:rPr>
+                <w:sz w:val="18"/>
+              </w:rPr>
+              <w:t>Макет 2</w:t>
+            </w:r>
+          </w:p>
+        </w:tc>
+      </w:tr>
+      <w:tr>
+        <w:tc>
+          <w:tcPr>
+            <w:tcW w:type="dxa" w:w="1587"/>
+            <w:shd w:val="clear" w:fill="F2F5F9"/>
+          </w:tcPr>
+          <w:p>
+            <w:pPr>
+              <w:spacing w:after="20"/>
+            </w:pPr>
+            <w:r/>
+            <w:r>
+              <w:rPr>
+                <w:b/>
+                <w:sz w:val="18"/>
+              </w:rPr>
+              <w:t>Композиция</w:t>
+            </w:r>
+          </w:p>
+        </w:tc>
+        <w:tc>
+          <w:tcPr>
+            <w:tcW w:type="dxa" w:w="2494"/>
+            <w:shd w:val="clear" w:fill="F2F5F9"/>
+          </w:tcPr>
+          <w:p>
+            <w:pPr>
+              <w:spacing w:after="20"/>
+            </w:pPr>
+            <w:r/>
+            <w:r>
+              <w:rPr>
+                <w:sz w:val="18"/>
+              </w:rPr>
+              <w:t>Текст слева, выноски справа — плотно</w:t>
             </w:r>
           </w:p>
         </w:tc>
@@ -305,7 +733,139 @@
               <w:rPr>
                 <w:sz w:val="18"/>
               </w:rPr>
-              <w:t>Мгновенно считывается главный смысл товара</w:t>
+              <w:t>Блоки разнесены, воздуха больше</w:t>
+            </w:r>
+          </w:p>
+        </w:tc>
+        <w:tc>
+          <w:tcPr>
+            <w:tcW w:type="dxa" w:w="2835"/>
+            <w:shd w:val="clear" w:fill="F2F5F9"/>
+          </w:tcPr>
+          <w:p>
+            <w:pPr>
+              <w:spacing w:after="20"/>
+            </w:pPr>
+            <w:r/>
+            <w:r>
+              <w:rPr>
+                <w:sz w:val="18"/>
+              </w:rPr>
+              <w:t>Макет 2</w:t>
+            </w:r>
+          </w:p>
+        </w:tc>
+      </w:tr>
+    </w:tbl>
+    <w:p>
+      <w:pPr>
+        <w:spacing w:after="40"/>
+      </w:pPr>
+    </w:p>
+    <w:p>
+      <w:pPr>
+        <w:spacing w:after="80"/>
+      </w:pPr>
+      <w:r>
+        <w:rPr>
+          <w:b/>
+          <w:i w:val="0"/>
+          <w:sz w:val="21"/>
+        </w:rPr>
+        <w:t xml:space="preserve">Вывод: </w:t>
+      </w:r>
+      <w:r>
+        <w:rPr>
+          <w:b w:val="0"/>
+          <w:i w:val="0"/>
+          <w:sz w:val="21"/>
+        </w:rPr>
+        <w:t>макет 2 — главное фото карточки. Макет 1 можно поставить вторым слайдом галереи (у него иначе расставлены акценты: три иконки свойств вынесены крупнее).</w:t>
+      </w:r>
+    </w:p>
+    <w:p>
+      <w:pPr>
+        <w:spacing w:before="200" w:after="60"/>
+      </w:pPr>
+      <w:r>
+        <w:rPr>
+          <w:b/>
+          <w:color w:val="1F3B63"/>
+          <w:sz w:val="24"/>
+        </w:rPr>
+        <w:t>1.3. Правки — обязательные</w:t>
+      </w:r>
+    </w:p>
+    <w:tbl>
+      <w:tblPr>
+        <w:tblStyle w:val="TableGrid"/>
+        <w:tblW w:type="auto" w:w="0"/>
+        <w:jc w:val="center"/>
+        <w:tblLook w:firstColumn="1" w:firstRow="1" w:lastColumn="0" w:lastRow="0" w:noHBand="0" w:noVBand="1" w:val="04A0"/>
+      </w:tblPr>
+      <w:tblGrid>
+        <w:gridCol w:w="3400"/>
+        <w:gridCol w:w="3400"/>
+        <w:gridCol w:w="3400"/>
+      </w:tblGrid>
+      <w:tr>
+        <w:tc>
+          <w:tcPr>
+            <w:tcW w:type="dxa" w:w="454"/>
+            <w:shd w:val="clear" w:fill="1F3B63"/>
+          </w:tcPr>
+          <w:p>
+            <w:pPr>
+              <w:spacing w:after="20"/>
+            </w:pPr>
+            <w:r/>
+            <w:r>
+              <w:rPr>
+                <w:b/>
+                <w:color w:val="FFFFFF"/>
+                <w:sz w:val="18"/>
+              </w:rPr>
+              <w:t>№</w:t>
+            </w:r>
+          </w:p>
+        </w:tc>
+        <w:tc>
+          <w:tcPr>
+            <w:tcW w:type="dxa" w:w="3628"/>
+            <w:shd w:val="clear" w:fill="1F3B63"/>
+          </w:tcPr>
+          <w:p>
+            <w:pPr>
+              <w:spacing w:after="20"/>
+            </w:pPr>
+            <w:r/>
+            <w:r>
+              <w:rPr>
+                <w:b/>
+                <w:color w:val="FFFFFF"/>
+                <w:sz w:val="18"/>
+              </w:rPr>
+              <w:t>Что исправить</w:t>
+            </w:r>
+          </w:p>
+        </w:tc>
+        <w:tc>
+          <w:tcPr>
+            <w:tcW w:type="dxa" w:w="5443"/>
+            <w:shd w:val="clear" w:fill="1F3B63"/>
+          </w:tcPr>
+          <w:p>
+            <w:pPr>
+              <w:spacing w:after="20"/>
+            </w:pPr>
+            <w:r/>
+            <w:r>
+              <w:rPr>
+                <w:b/>
+                <w:color w:val="FFFFFF"/>
+                <w:sz w:val="18"/>
+              </w:rPr>
+              <w:t>Почему это важно</w:t>
             </w:r>
           </w:p>
         </w:tc>
@@ -313,7 +873,7 @@
       <w:tr>
         <w:tc>
           <w:tcPr>
-            <w:tcW w:type="dxa" w:w="1474"/>
+            <w:tcW w:type="dxa" w:w="454"/>
           </w:tcPr>
           <w:p>
             <w:pPr>
@@ -325,13 +885,13 @@
                 <w:b/>
                 <w:sz w:val="18"/>
               </w:rPr>
-              <w:t>Поза модели</w:t>
+              <w:t>1</w:t>
             </w:r>
           </w:p>
         </w:tc>
         <w:tc>
           <w:tcPr>
-            <w:tcW w:type="dxa" w:w="2381"/>
+            <w:tcW w:type="dxa" w:w="3628"/>
           </w:tcPr>
           <w:p>
             <w:pPr>
@@ -342,13 +902,13 @@
               <w:rPr>
                 <w:sz w:val="18"/>
               </w:rPr>
-              <w:t>Руки на бёдрах, скрыты в карманах</w:t>
+              <w:t>Добавить подпись «Рост модели ___ см · размер ___» внизу кадра</w:t>
             </w:r>
           </w:p>
         </w:tc>
         <w:tc>
           <w:tcPr>
-            <w:tcW w:type="dxa" w:w="3061"/>
+            <w:tcW w:type="dxa" w:w="5443"/>
           </w:tcPr>
           <w:p>
             <w:pPr>
@@ -359,24 +919,7 @@
               <w:rPr>
                 <w:sz w:val="18"/>
               </w:rPr>
-              <w:t>Руки свободно опущены вдоль тела, ладони видны</w:t>
-            </w:r>
-          </w:p>
-        </w:tc>
-        <w:tc>
-          <w:tcPr>
-            <w:tcW w:type="dxa" w:w="2608"/>
-          </w:tcPr>
-          <w:p>
-            <w:pPr>
-              <w:spacing w:after="20"/>
-            </w:pPr>
-            <w:r/>
-            <w:r>
-              <w:rPr>
-                <w:sz w:val="18"/>
-              </w:rPr>
-              <w:t>Видно, что рукав закрывает запястье — главный аргумент</w:t>
+              <w:t>Самый сильный элемент доверия в нише, и единственный, которого на макетах нет. Покупатель сверяет свой рост с ростом модели. Рост указывать фактический</w:t>
             </w:r>
           </w:p>
         </w:tc>
@@ -384,7 +927,7 @@
       <w:tr>
         <w:tc>
           <w:tcPr>
-            <w:tcW w:type="dxa" w:w="1474"/>
+            <w:tcW w:type="dxa" w:w="454"/>
             <w:shd w:val="clear" w:fill="F2F5F9"/>
           </w:tcPr>
           <w:p>
@@ -397,13 +940,13 @@
                 <w:b/>
                 <w:sz w:val="18"/>
               </w:rPr>
-              <w:t>Ракурс</w:t>
+              <w:t>2</w:t>
             </w:r>
           </w:p>
         </w:tc>
         <w:tc>
           <w:tcPr>
-            <w:tcW w:type="dxa" w:w="2381"/>
+            <w:tcW w:type="dxa" w:w="3628"/>
             <w:shd w:val="clear" w:fill="F2F5F9"/>
           </w:tcPr>
           <w:p>
@@ -415,13 +958,13 @@
               <w:rPr>
                 <w:sz w:val="18"/>
               </w:rPr>
-              <w:t>Фронтальный, по пояс или 3/4</w:t>
+              <w:t>Свести температуру во всех материалах к «+5…+15 °C»</w:t>
             </w:r>
           </w:p>
         </w:tc>
         <w:tc>
           <w:tcPr>
-            <w:tcW w:type="dxa" w:w="3061"/>
+            <w:tcW w:type="dxa" w:w="5443"/>
             <w:shd w:val="clear" w:fill="F2F5F9"/>
           </w:tcPr>
           <w:p>
@@ -433,25 +976,7 @@
               <w:rPr>
                 <w:sz w:val="18"/>
               </w:rPr>
-              <w:t>В полный рост, камера чуть ниже уровня груди</w:t>
-            </w:r>
-          </w:p>
-        </w:tc>
-        <w:tc>
-          <w:tcPr>
-            <w:tcW w:type="dxa" w:w="2608"/>
-            <w:shd w:val="clear" w:fill="F2F5F9"/>
-          </w:tcPr>
-          <w:p>
-            <w:pPr>
-              <w:spacing w:after="20"/>
-            </w:pPr>
-            <w:r/>
-            <w:r>
-              <w:rPr>
-                <w:sz w:val="18"/>
-              </w:rPr>
-              <w:t>Подчёркивает вертикаль и длину силуэта</w:t>
+              <w:t>На макете стоит этот диапазон. Если в описании окажется другой — это спор с покупателем и возврат. Описание уже приведено к макету</w:t>
             </w:r>
           </w:p>
         </w:tc>
@@ -459,7 +984,7 @@
       <w:tr>
         <w:tc>
           <w:tcPr>
-            <w:tcW w:type="dxa" w:w="1474"/>
+            <w:tcW w:type="dxa" w:w="454"/>
           </w:tcPr>
           <w:p>
             <w:pPr>
@@ -471,13 +996,13 @@
                 <w:b/>
                 <w:sz w:val="18"/>
               </w:rPr>
-              <w:t>Текст на фото</w:t>
+              <w:t>3</w:t>
             </w:r>
           </w:p>
         </w:tc>
         <w:tc>
           <w:tcPr>
-            <w:tcW w:type="dxa" w:w="2381"/>
+            <w:tcW w:type="dxa" w:w="3628"/>
           </w:tcPr>
           <w:p>
             <w:pPr>
@@ -488,13 +1013,13 @@
               <w:rPr>
                 <w:sz w:val="18"/>
               </w:rPr>
-              <w:t>4–6 иконок мелким кеглем</w:t>
+              <w:t>Проверить, что «+4 см» и «+10 см» соответствуют реальным лекалам</w:t>
             </w:r>
           </w:p>
         </w:tc>
         <w:tc>
           <w:tcPr>
-            <w:tcW w:type="dxa" w:w="3061"/>
+            <w:tcW w:type="dxa" w:w="5443"/>
           </w:tcPr>
           <w:p>
             <w:pPr>
@@ -505,24 +1030,7 @@
               <w:rPr>
                 <w:sz w:val="18"/>
               </w:rPr>
-              <w:t>1 крупный тезис + 2 выноски с цифрами замеров</w:t>
-            </w:r>
-          </w:p>
-        </w:tc>
-        <w:tc>
-          <w:tcPr>
-            <w:tcW w:type="dxa" w:w="2608"/>
-          </w:tcPr>
-          <w:p>
-            <w:pPr>
-              <w:spacing w:after="20"/>
-            </w:pPr>
-            <w:r/>
-            <w:r>
-              <w:rPr>
-                <w:sz w:val="18"/>
-              </w:rPr>
-              <w:t>Читается с превью-миниатюры 200×266 px</w:t>
+              <w:t>Цифра на картинке — публичное обещание. Замер должен подтверждаться сантиметром</w:t>
             </w:r>
           </w:p>
         </w:tc>
@@ -530,7 +1038,7 @@
       <w:tr>
         <w:tc>
           <w:tcPr>
-            <w:tcW w:type="dxa" w:w="1474"/>
+            <w:tcW w:type="dxa" w:w="454"/>
             <w:shd w:val="clear" w:fill="F2F5F9"/>
           </w:tcPr>
           <w:p>
@@ -543,13 +1051,13 @@
                 <w:b/>
                 <w:sz w:val="18"/>
               </w:rPr>
-              <w:t>Акцентный цвет</w:t>
+              <w:t>4</w:t>
             </w:r>
           </w:p>
         </w:tc>
         <w:tc>
           <w:tcPr>
-            <w:tcW w:type="dxa" w:w="2381"/>
+            <w:tcW w:type="dxa" w:w="3628"/>
             <w:shd w:val="clear" w:fill="F2F5F9"/>
           </w:tcPr>
           <w:p>
@@ -561,13 +1069,13 @@
               <w:rPr>
                 <w:sz w:val="18"/>
               </w:rPr>
-              <w:t>Синий / чёрный</w:t>
+              <w:t>Указать базу сравнения для «к стандарту»</w:t>
             </w:r>
           </w:p>
         </w:tc>
         <w:tc>
           <w:tcPr>
-            <w:tcW w:type="dxa" w:w="3061"/>
+            <w:tcW w:type="dxa" w:w="5443"/>
             <w:shd w:val="clear" w:fill="F2F5F9"/>
           </w:tcPr>
           <w:p>
@@ -579,14 +1087,33 @@
               <w:rPr>
                 <w:sz w:val="18"/>
               </w:rPr>
-              <w:t>Терракота #C8603F на молочно-графитовой базе</w:t>
+              <w:t>«+4 см к стандарту» вызывает вопрос «к какому». Достаточно сноски мелким кеглем: «в сравнении с типовой ростовкой 164–170 см»</w:t>
+            </w:r>
+          </w:p>
+        </w:tc>
+      </w:tr>
+      <w:tr>
+        <w:tc>
+          <w:tcPr>
+            <w:tcW w:type="dxa" w:w="454"/>
+          </w:tcPr>
+          <w:p>
+            <w:pPr>
+              <w:spacing w:after="20"/>
+            </w:pPr>
+            <w:r/>
+            <w:r>
+              <w:rPr>
+                <w:b/>
+                <w:sz w:val="18"/>
+              </w:rPr>
+              <w:t>5</w:t>
             </w:r>
           </w:p>
         </w:tc>
         <w:tc>
           <w:tcPr>
-            <w:tcW w:type="dxa" w:w="2608"/>
-            <w:shd w:val="clear" w:fill="F2F5F9"/>
+            <w:tcW w:type="dxa" w:w="3628"/>
           </w:tcPr>
           <w:p>
             <w:pPr>
@@ -597,7 +1124,24 @@
               <w:rPr>
                 <w:sz w:val="18"/>
               </w:rPr>
-              <w:t>Тёплый акцент редко встречается в нише</w:t>
+              <w:t>Выровнять цвет куртки между макетами</w:t>
+            </w:r>
+          </w:p>
+        </w:tc>
+        <w:tc>
+          <w:tcPr>
+            <w:tcW w:type="dxa" w:w="5443"/>
+          </w:tcPr>
+          <w:p>
+            <w:pPr>
+              <w:spacing w:after="20"/>
+            </w:pPr>
+            <w:r/>
+            <w:r>
+              <w:rPr>
+                <w:sz w:val="18"/>
+              </w:rPr>
+              <w:t>На макете 1 куртка читается почти чёрной, на макете 2 — графитово-серой. В галерее это выглядит как два разных товара</w:t>
             </w:r>
           </w:p>
         </w:tc>
@@ -618,7 +1162,142 @@
           <w:color w:val="1F3B63"/>
           <w:sz w:val="24"/>
         </w:rPr>
-        <w:t>Палитра карточки</w:t>
+        <w:t>1.4. Правки — желательные</w:t>
+      </w:r>
+    </w:p>
+    <w:p>
+      <w:pPr>
+        <w:pStyle w:val="ListBullet"/>
+        <w:spacing w:after="40"/>
+        <w:ind w:left="369"/>
+      </w:pPr>
+      <w:r>
+        <w:rPr>
+          <w:sz w:val="21"/>
+        </w:rPr>
+        <w:t>Шкала роста не совпадает с телом модели: отметка 180 приходится на уровень груди. Читается как декоративная графика, а не как измерение. Либо растянуть шкалу по росту фигуры, либо визуально отделить её от модели.</w:t>
+      </w:r>
+    </w:p>
+    <w:p>
+      <w:pPr>
+        <w:pStyle w:val="ListBullet"/>
+        <w:spacing w:after="40"/>
+        <w:ind w:left="369"/>
+      </w:pPr>
+      <w:r>
+        <w:rPr>
+          <w:sz w:val="21"/>
+        </w:rPr>
+        <w:t>На макете 1 три иконки свойств сливаются по кеглю с выносками — стоит задать им разный вес.</w:t>
+      </w:r>
+    </w:p>
+    <w:p>
+      <w:pPr>
+        <w:pStyle w:val="ListBullet"/>
+        <w:spacing w:after="40"/>
+        <w:ind w:left="369"/>
+      </w:pPr>
+      <w:r>
+        <w:rPr>
+          <w:sz w:val="21"/>
+        </w:rPr>
+        <w:t>Подпись «см» под шкалой на макете 1 мелкая и теряется. На макете 2 решено лучше — вынести наверх.</w:t>
+      </w:r>
+    </w:p>
+    <w:p>
+      <w:pPr>
+        <w:pStyle w:val="ListBullet"/>
+        <w:spacing w:after="40"/>
+        <w:ind w:left="369"/>
+      </w:pPr>
+      <w:r>
+        <w:rPr>
+          <w:sz w:val="21"/>
+        </w:rPr>
+        <w:t>Проверить макеты в уменьшении до размера миниатюры: тезис и цифры должны читаться. Макет 2 проходит, макет 1 на грани.</w:t>
+      </w:r>
+    </w:p>
+    <w:p>
+      <w:pPr>
+        <w:spacing w:before="200" w:after="60"/>
+      </w:pPr>
+      <w:r>
+        <w:rPr>
+          <w:b/>
+          <w:color w:val="1F3B63"/>
+          <w:sz w:val="24"/>
+        </w:rPr>
+        <w:t>1.5. Чего на макетах делать нельзя</w:t>
+      </w:r>
+    </w:p>
+    <w:p>
+      <w:pPr>
+        <w:pStyle w:val="ListBullet"/>
+        <w:spacing w:after="40"/>
+        <w:ind w:left="369"/>
+      </w:pPr>
+      <w:r>
+        <w:rPr>
+          <w:sz w:val="21"/>
+        </w:rPr>
+        <w:t>Писать «непромокаемая», если ткань водоотталкивающая — это разные свойства.</w:t>
+      </w:r>
+    </w:p>
+    <w:p>
+      <w:pPr>
+        <w:pStyle w:val="ListBullet"/>
+        <w:spacing w:after="40"/>
+        <w:ind w:left="369"/>
+      </w:pPr>
+      <w:r>
+        <w:rPr>
+          <w:sz w:val="21"/>
+        </w:rPr>
+        <w:t>Заявлять «тёплая», «зимняя», «на синтепоне» при диапазоне +5…+15 °C.</w:t>
+      </w:r>
+    </w:p>
+    <w:p>
+      <w:pPr>
+        <w:pStyle w:val="ListBullet"/>
+        <w:spacing w:after="40"/>
+        <w:ind w:left="369"/>
+      </w:pPr>
+      <w:r>
+        <w:rPr>
+          <w:sz w:val="21"/>
+        </w:rPr>
+        <w:t>Указывать размеры, которых не будет в поставке.</w:t>
+      </w:r>
+    </w:p>
+    <w:p>
+      <w:pPr>
+        <w:pStyle w:val="ListBullet"/>
+        <w:spacing w:after="40"/>
+        <w:ind w:left="369"/>
+      </w:pPr>
+      <w:r>
+        <w:rPr>
+          <w:sz w:val="21"/>
+        </w:rPr>
+        <w:t>Ставить цену, скидку, «хит», «№1», QR-код, контакты и чужие логотипы.</w:t>
+      </w:r>
+    </w:p>
+    <w:p>
+      <w:r>
+        <w:br w:type="page"/>
+      </w:r>
+    </w:p>
+    <w:p>
+      <w:pPr>
+        <w:spacing w:before="280" w:after="120"/>
+      </w:pPr>
+      <w:r>
+        <w:rPr>
+          <w:b/>
+          <w:color w:val="1F3B63"/>
+          <w:sz w:val="30"/>
+        </w:rPr>
+        <w:t>2. Палитра и правила вёрстки</w:t>
       </w:r>
     </w:p>
     <w:tbl>
@@ -744,7 +1423,7 @@
               <w:rPr>
                 <w:sz w:val="18"/>
               </w:rPr>
-              <w:t>Верхние 2/3 кадра</w:t>
+              <w:t>Верхние две трети кадра</w:t>
             </w:r>
           </w:p>
         </w:tc>
@@ -765,7 +1444,7 @@
                 <w:b/>
                 <w:sz w:val="18"/>
               </w:rPr>
-              <w:t>Фон, нижний градиент</w:t>
+              <w:t>Фон, низ</w:t>
             </w:r>
           </w:p>
         </w:tc>
@@ -801,7 +1480,7 @@
               <w:rPr>
                 <w:sz w:val="18"/>
               </w:rPr>
-              <w:t>Нижняя треть, подложка под текст</w:t>
+              <w:t>Нижняя треть, подложка</w:t>
             </w:r>
           </w:p>
         </w:tc>
@@ -855,7 +1534,7 @@
               <w:rPr>
                 <w:sz w:val="18"/>
               </w:rPr>
-              <w:t>Линии-выноски, бейдж роста, цифры</w:t>
+              <w:t>Шкала роста, бейдж, цифры выносок</w:t>
             </w:r>
           </w:p>
         </w:tc>
@@ -876,7 +1555,7 @@
                 <w:b/>
                 <w:sz w:val="18"/>
               </w:rPr>
-              <w:t>Текст основной</w:t>
+              <w:t>Текст на светлом</w:t>
             </w:r>
           </w:p>
         </w:tc>
@@ -912,7 +1591,7 @@
               <w:rPr>
                 <w:sz w:val="18"/>
               </w:rPr>
-              <w:t>Заголовок и подписи на светлом</w:t>
+              <w:t>Заголовок и подписи</w:t>
             </w:r>
           </w:p>
         </w:tc>
@@ -978,8 +1657,68 @@
       </w:pPr>
     </w:p>
     <w:p>
+      <w:pPr>
+        <w:pStyle w:val="ListBullet"/>
+        <w:spacing w:after="40"/>
+        <w:ind w:left="369"/>
+      </w:pPr>
       <w:r>
-        <w:br w:type="page"/>
+        <w:rPr>
+          <w:sz w:val="21"/>
+        </w:rPr>
+        <w:t>Один шрифт на всю карточку, не более двух начертаний: Inter, Manrope или Golos Text.</w:t>
+      </w:r>
+    </w:p>
+    <w:p>
+      <w:pPr>
+        <w:pStyle w:val="ListBullet"/>
+        <w:spacing w:after="40"/>
+        <w:ind w:left="369"/>
+      </w:pPr>
+      <w:r>
+        <w:rPr>
+          <w:sz w:val="21"/>
+        </w:rPr>
+        <w:t>Текст занимает не более трети площади кадра.</w:t>
+      </w:r>
+    </w:p>
+    <w:p>
+      <w:pPr>
+        <w:pStyle w:val="ListBullet"/>
+        <w:spacing w:after="40"/>
+        <w:ind w:left="369"/>
+      </w:pPr>
+      <w:r>
+        <w:rPr>
+          <w:sz w:val="21"/>
+        </w:rPr>
+        <w:t>Ни один элемент не перекрывает лицо модели и сам товар.</w:t>
+      </w:r>
+    </w:p>
+    <w:p>
+      <w:pPr>
+        <w:pStyle w:val="ListBullet"/>
+        <w:spacing w:after="40"/>
+        <w:ind w:left="369"/>
+      </w:pPr>
+      <w:r>
+        <w:rPr>
+          <w:sz w:val="21"/>
+        </w:rPr>
+        <w:t>Кириллицу генераторы изображений пишут с ошибками — текстовый слой накладываем вручную в Figma, Canva или Photoshop поверх сгенерированного фото.</w:t>
+      </w:r>
+    </w:p>
+    <w:p>
+      <w:pPr>
+        <w:pStyle w:val="ListBullet"/>
+        <w:spacing w:after="40"/>
+        <w:ind w:left="369"/>
+      </w:pPr>
+      <w:r>
+        <w:rPr>
+          <w:sz w:val="21"/>
+        </w:rPr>
+        <w:t>Формат 3:4, минимум 1200 × 1600 px, целевое 1800 × 2400 px.</w:t>
       </w:r>
     </w:p>
     <w:p>
@@ -992,251 +1731,22 @@
           <w:color w:val="1F3B63"/>
           <w:sz w:val="30"/>
         </w:rPr>
-        <w:t>1. Изображение 1 — главное фото с инфографикой</w:t>
+        <w:t>3. Промт на главное фото с инфографикой</w:t>
       </w:r>
     </w:p>
-    <w:tbl>
-      <w:tblPr>
-        <w:tblStyle w:val="TableGrid"/>
-        <w:tblW w:type="auto" w:w="0"/>
-        <w:jc w:val="center"/>
-        <w:tblLook w:firstColumn="1" w:firstRow="1" w:lastColumn="0" w:lastRow="0" w:noHBand="0" w:noVBand="1" w:val="04A0"/>
-      </w:tblPr>
-      <w:tblGrid>
-        <w:gridCol w:w="5099"/>
-        <w:gridCol w:w="5099"/>
-      </w:tblGrid>
-      <w:tr>
-        <w:tc>
-          <w:tcPr>
-            <w:tcW w:type="dxa" w:w="2268"/>
-            <w:shd w:val="clear" w:fill="1F3B63"/>
-          </w:tcPr>
-          <w:p>
-            <w:pPr>
-              <w:spacing w:after="20"/>
-            </w:pPr>
-            <w:r/>
-            <w:r>
-              <w:rPr>
-                <w:b/>
-                <w:color w:val="FFFFFF"/>
-                <w:sz w:val="19"/>
-              </w:rPr>
-              <w:t>Параметр</w:t>
-            </w:r>
-          </w:p>
-        </w:tc>
-        <w:tc>
-          <w:tcPr>
-            <w:tcW w:type="dxa" w:w="7257"/>
-            <w:shd w:val="clear" w:fill="1F3B63"/>
-          </w:tcPr>
-          <w:p>
-            <w:pPr>
-              <w:spacing w:after="20"/>
-            </w:pPr>
-            <w:r/>
-            <w:r>
-              <w:rPr>
-                <w:b/>
-                <w:color w:val="FFFFFF"/>
-                <w:sz w:val="19"/>
-              </w:rPr>
-              <w:t>Значение</w:t>
-            </w:r>
-          </w:p>
-        </w:tc>
-      </w:tr>
-      <w:tr>
-        <w:tc>
-          <w:tcPr>
-            <w:tcW w:type="dxa" w:w="2268"/>
-          </w:tcPr>
-          <w:p>
-            <w:pPr>
-              <w:spacing w:after="20"/>
-            </w:pPr>
-            <w:r/>
-            <w:r>
-              <w:rPr>
-                <w:sz w:val="19"/>
-              </w:rPr>
-              <w:t>Назначение</w:t>
-            </w:r>
-          </w:p>
-        </w:tc>
-        <w:tc>
-          <w:tcPr>
-            <w:tcW w:type="dxa" w:w="7257"/>
-          </w:tcPr>
-          <w:p>
-            <w:pPr>
-              <w:spacing w:after="20"/>
-            </w:pPr>
-            <w:r/>
-            <w:r>
-              <w:rPr>
-                <w:sz w:val="19"/>
-              </w:rPr>
-              <w:t>Главное (первое) фото карточки WB — отвечает за CTR в выдаче</w:t>
-            </w:r>
-          </w:p>
-        </w:tc>
-      </w:tr>
-      <w:tr>
-        <w:tc>
-          <w:tcPr>
-            <w:tcW w:type="dxa" w:w="2268"/>
-            <w:shd w:val="clear" w:fill="F2F5F9"/>
-          </w:tcPr>
-          <w:p>
-            <w:pPr>
-              <w:spacing w:after="20"/>
-            </w:pPr>
-            <w:r/>
-            <w:r>
-              <w:rPr>
-                <w:sz w:val="19"/>
-              </w:rPr>
-              <w:t>Формат</w:t>
-            </w:r>
-          </w:p>
-        </w:tc>
-        <w:tc>
-          <w:tcPr>
-            <w:tcW w:type="dxa" w:w="7257"/>
-            <w:shd w:val="clear" w:fill="F2F5F9"/>
-          </w:tcPr>
-          <w:p>
-            <w:pPr>
-              <w:spacing w:after="20"/>
-            </w:pPr>
-            <w:r/>
-            <w:r>
-              <w:rPr>
-                <w:sz w:val="19"/>
-              </w:rPr>
-              <w:t>3:4, вертикаль</w:t>
-            </w:r>
-          </w:p>
-        </w:tc>
-      </w:tr>
-      <w:tr>
-        <w:tc>
-          <w:tcPr>
-            <w:tcW w:type="dxa" w:w="2268"/>
-          </w:tcPr>
-          <w:p>
-            <w:pPr>
-              <w:spacing w:after="20"/>
-            </w:pPr>
-            <w:r/>
-            <w:r>
-              <w:rPr>
-                <w:sz w:val="19"/>
-              </w:rPr>
-              <w:t>Разрешение</w:t>
-            </w:r>
-          </w:p>
-        </w:tc>
-        <w:tc>
-          <w:tcPr>
-            <w:tcW w:type="dxa" w:w="7257"/>
-          </w:tcPr>
-          <w:p>
-            <w:pPr>
-              <w:spacing w:after="20"/>
-            </w:pPr>
-            <w:r/>
-            <w:r>
-              <w:rPr>
-                <w:sz w:val="19"/>
-              </w:rPr>
-              <w:t>1200 × 1600 px (минимум WB), целевое 1800 × 2400 px</w:t>
-            </w:r>
-          </w:p>
-        </w:tc>
-      </w:tr>
-      <w:tr>
-        <w:tc>
-          <w:tcPr>
-            <w:tcW w:type="dxa" w:w="2268"/>
-            <w:shd w:val="clear" w:fill="F2F5F9"/>
-          </w:tcPr>
-          <w:p>
-            <w:pPr>
-              <w:spacing w:after="20"/>
-            </w:pPr>
-            <w:r/>
-            <w:r>
-              <w:rPr>
-                <w:sz w:val="19"/>
-              </w:rPr>
-              <w:t>Проверка</w:t>
-            </w:r>
-          </w:p>
-        </w:tc>
-        <w:tc>
-          <w:tcPr>
-            <w:tcW w:type="dxa" w:w="7257"/>
-            <w:shd w:val="clear" w:fill="F2F5F9"/>
-          </w:tcPr>
-          <w:p>
-            <w:pPr>
-              <w:spacing w:after="20"/>
-            </w:pPr>
-            <w:r/>
-            <w:r>
-              <w:rPr>
-                <w:sz w:val="19"/>
-              </w:rPr>
-              <w:t>Читаемость с миниатюры 200 × 266 px</w:t>
-            </w:r>
-          </w:p>
-        </w:tc>
-      </w:tr>
-      <w:tr>
-        <w:tc>
-          <w:tcPr>
-            <w:tcW w:type="dxa" w:w="2268"/>
-          </w:tcPr>
-          <w:p>
-            <w:pPr>
-              <w:spacing w:after="20"/>
-            </w:pPr>
-            <w:r/>
-            <w:r>
-              <w:rPr>
-                <w:sz w:val="19"/>
-              </w:rPr>
-              <w:t>Генераторы</w:t>
-            </w:r>
-          </w:p>
-        </w:tc>
-        <w:tc>
-          <w:tcPr>
-            <w:tcW w:type="dxa" w:w="7257"/>
-          </w:tcPr>
-          <w:p>
-            <w:pPr>
-              <w:spacing w:after="20"/>
-            </w:pPr>
-            <w:r/>
-            <w:r>
-              <w:rPr>
-                <w:sz w:val="19"/>
-              </w:rPr>
-              <w:t>GPT Image / Nano Banana / Flux 1.1 Pro / Midjourney v7</w:t>
-            </w:r>
-          </w:p>
-        </w:tc>
-      </w:tr>
-    </w:tbl>
     <w:p>
       <w:pPr>
-        <w:spacing w:after="40"/>
+        <w:spacing w:after="120"/>
       </w:pPr>
+      <w:r>
+        <w:rPr>
+          <w:b w:val="0"/>
+          <w:i/>
+          <w:color w:val="5A5A5A"/>
+          <w:sz w:val="19"/>
+        </w:rPr>
+        <w:t>Используется для пересъёмки или для генерации карточек других цветов линейки. Цифры в текстовом слое — из утверждённого макета.</w:t>
+      </w:r>
     </w:p>
     <w:p>
       <w:pPr>
@@ -1248,7 +1758,7 @@
           <w:color w:val="1F3B63"/>
           <w:sz w:val="24"/>
         </w:rPr>
-        <w:t>1.1. Промт на русском (основной — для GPT Image / Nano Banana)</w:t>
+        <w:t>3.1. Русская версия</w:t>
       </w:r>
     </w:p>
     <w:tbl>
@@ -1276,7 +1786,7 @@
                 <w:rFonts w:ascii="Consolas" w:hAnsi="Consolas" w:eastAsia="Consolas"/>
                 <w:sz w:val="19"/>
               </w:rPr>
-              <w:t>Создай главное фото товара для маркетплейса Wildberries в вертикальном формате 3:4</w:t>
+              <w:t>Создай главное фото товара для маркетплейса в вертикальном формате 3:4 (1800x2400 px),</w:t>
             </w:r>
           </w:p>
           <w:p>
@@ -1288,7 +1798,7 @@
                 <w:rFonts w:ascii="Consolas" w:hAnsi="Consolas" w:eastAsia="Consolas"/>
                 <w:sz w:val="19"/>
               </w:rPr>
-              <w:t>(1800x2400 px), фотореалистичное, качество профессиональной предметной фотосъёмки.</w:t>
+              <w:t>фотореалистичное, уровень профессиональной предметной съёмки.</w:t>
             </w:r>
           </w:p>
           <w:p>
@@ -1311,7 +1821,7 @@
                 <w:rFonts w:ascii="Consolas" w:hAnsi="Consolas" w:eastAsia="Consolas"/>
                 <w:sz w:val="19"/>
               </w:rPr>
-              <w:t>СЦЕНА И МОДЕЛЬ</w:t>
+              <w:t>МОДЕЛЬ</w:t>
             </w:r>
           </w:p>
           <w:p>
@@ -1323,7 +1833,7 @@
                 <w:rFonts w:ascii="Consolas" w:hAnsi="Consolas" w:eastAsia="Consolas"/>
                 <w:sz w:val="19"/>
               </w:rPr>
-              <w:t>Женщина-модель ростом 182 см, 25-30 лет, славянская внешность, тёмно-русые волосы</w:t>
+              <w:t>Женщина ростом 182 см, 25-30 лет, тёмно-русые волосы собраны в низкий хвост,</w:t>
             </w:r>
           </w:p>
           <w:p>
@@ -1335,7 +1845,7 @@
                 <w:rFonts w:ascii="Consolas" w:hAnsi="Consolas" w:eastAsia="Consolas"/>
                 <w:sz w:val="19"/>
               </w:rPr>
-              <w:t>собраны в низкий хвост, спокойное уверенное выражение лица, лёгкий естественный макияж.</w:t>
+              <w:t>спокойное уверенное выражение лица, лёгкий естественный макияж. Снята в полный рост,</w:t>
             </w:r>
           </w:p>
           <w:p>
@@ -1347,7 +1857,7 @@
                 <w:rFonts w:ascii="Consolas" w:hAnsi="Consolas" w:eastAsia="Consolas"/>
                 <w:sz w:val="19"/>
               </w:rPr>
-              <w:t>Снята в полный рост, строго фронтально, камера расположена чуть ниже уровня груди —</w:t>
+              <w:t>строго фронтально, камера чуть ниже уровня груди — ракурс подчёркивает вертикаль.</w:t>
             </w:r>
           </w:p>
           <w:p>
@@ -1359,7 +1869,7 @@
                 <w:rFonts w:ascii="Consolas" w:hAnsi="Consolas" w:eastAsia="Consolas"/>
                 <w:sz w:val="19"/>
               </w:rPr>
-              <w:t>такой ракурс подчёркивает вертикаль и длину силуэта. Руки свободно опущены вдоль тела,</w:t>
+              <w:t>Руки свободно опущены вдоль тела, ладони полностью видны и не спрятаны в карманах:</w:t>
             </w:r>
           </w:p>
           <w:p>
@@ -1371,19 +1881,7 @@
                 <w:rFonts w:ascii="Consolas" w:hAnsi="Consolas" w:eastAsia="Consolas"/>
                 <w:sz w:val="19"/>
               </w:rPr>
-              <w:t>ладони полностью видны и не спрятаны в карманах: должно быть отчётливо видно,</w:t>
-            </w:r>
-          </w:p>
-          <w:p>
-            <w:pPr>
-              <w:spacing w:after="20" w:line="252" w:lineRule="auto"/>
-            </w:pPr>
-            <w:r>
-              <w:rPr>
-                <w:rFonts w:ascii="Consolas" w:hAnsi="Consolas" w:eastAsia="Consolas"/>
-                <w:sz w:val="19"/>
-              </w:rPr>
-              <w:t>что манжет рукава доходит до основания большого пальца и закрывает запястье.</w:t>
+              <w:t>должно быть отчётливо видно, что манжет рукава закрывает запястье.</w:t>
             </w:r>
           </w:p>
           <w:p>
@@ -1418,7 +1916,7 @@
                 <w:rFonts w:ascii="Consolas" w:hAnsi="Consolas" w:eastAsia="Consolas"/>
                 <w:sz w:val="19"/>
               </w:rPr>
-              <w:t>Женская демисезонная куртка свободного прямого кроя, удлинённая, цвет глубокий графит</w:t>
+              <w:t>Женская демисезонная куртка свободного прямого кроя, удлинённая до середины бедра,</w:t>
             </w:r>
           </w:p>
           <w:p>
@@ -1430,7 +1928,7 @@
                 <w:rFonts w:ascii="Consolas" w:hAnsi="Consolas" w:eastAsia="Consolas"/>
                 <w:sz w:val="19"/>
               </w:rPr>
-              <w:t>(#3A3A3C), матовая плащевая ткань с лёгким водоотталкивающим блеском.</w:t>
+              <w:t>цвет глубокий графит (#3A3A3C), матовая плащевая ткань с лёгким водоотталкивающим блеском.</w:t>
             </w:r>
           </w:p>
           <w:p>
@@ -1442,7 +1940,7 @@
                 <w:rFonts w:ascii="Consolas" w:hAnsi="Consolas" w:eastAsia="Consolas"/>
                 <w:sz w:val="19"/>
               </w:rPr>
-              <w:t>Длина изделия — до середины бедра, ниже линии паха. Объёмный капюшон с кулиской,</w:t>
+              <w:t>Объёмный капюшон с кулиской, центральная молния, два боковых кармана на молнии,</w:t>
             </w:r>
           </w:p>
           <w:p>
@@ -1454,7 +1952,7 @@
                 <w:rFonts w:ascii="Consolas" w:hAnsi="Consolas" w:eastAsia="Consolas"/>
                 <w:sz w:val="19"/>
               </w:rPr>
-              <w:t>центральная молния с ветрозащитной планкой, два боковых кармана на молнии,</w:t>
+              <w:t>манжеты на резинке, кулиска по низу изделия, фурнитура матовый тёмный металл.</w:t>
             </w:r>
           </w:p>
           <w:p>
@@ -1466,31 +1964,7 @@
                 <w:rFonts w:ascii="Consolas" w:hAnsi="Consolas" w:eastAsia="Consolas"/>
                 <w:sz w:val="19"/>
               </w:rPr>
-              <w:t>манжеты на резинке, регулируемая кулиска по низу изделия. Фурнитура — матовый</w:t>
-            </w:r>
-          </w:p>
-          <w:p>
-            <w:pPr>
-              <w:spacing w:after="20" w:line="252" w:lineRule="auto"/>
-            </w:pPr>
-            <w:r>
-              <w:rPr>
-                <w:rFonts w:ascii="Consolas" w:hAnsi="Consolas" w:eastAsia="Consolas"/>
-                <w:sz w:val="19"/>
-              </w:rPr>
-              <w:t>тёмный металл. Куртка сидит аккуратно, без складок и заломов.</w:t>
-            </w:r>
-          </w:p>
-          <w:p>
-            <w:pPr>
-              <w:spacing w:after="20" w:line="252" w:lineRule="auto"/>
-            </w:pPr>
-            <w:r>
-              <w:rPr>
-                <w:rFonts w:ascii="Consolas" w:hAnsi="Consolas" w:eastAsia="Consolas"/>
-                <w:sz w:val="19"/>
-              </w:rPr>
-              <w:t>Низ: прямые чёрные брюки и светлые кожаные ботинки на плоской подошве.</w:t>
+              <w:t>Низ образа: прямые чёрные брюки, светлые кожаные ботинки на плоской подошве.</w:t>
             </w:r>
           </w:p>
           <w:p>
@@ -1525,7 +1999,7 @@
                 <w:rFonts w:ascii="Consolas" w:hAnsi="Consolas" w:eastAsia="Consolas"/>
                 <w:sz w:val="19"/>
               </w:rPr>
-              <w:t>Бесшовный фон: тёплый молочный #F4F1EC в верхних двух третях кадра, плавно</w:t>
+              <w:t>Бесшовный фон: тёплый молочный #F4F1EC в верхних двух третях, плавный переход</w:t>
             </w:r>
           </w:p>
           <w:p>
@@ -1537,7 +2011,7 @@
                 <w:rFonts w:ascii="Consolas" w:hAnsi="Consolas" w:eastAsia="Consolas"/>
                 <w:sz w:val="19"/>
               </w:rPr>
-              <w:t>переходящий в графитовый #2A2A2A в нижней трети. Мягкий рассеянный студийный свет</w:t>
+              <w:t>в графитовый #2A2A2A в нижней трети. Мягкий рассеянный студийный свет слева сверху,</w:t>
             </w:r>
           </w:p>
           <w:p>
@@ -1549,19 +2023,7 @@
                 <w:rFonts w:ascii="Consolas" w:hAnsi="Consolas" w:eastAsia="Consolas"/>
                 <w:sz w:val="19"/>
               </w:rPr>
-              <w:t>слева сверху, деликатная мягкая тень справа от модели, лёгкая тень-контакт под обувью.</w:t>
-            </w:r>
-          </w:p>
-          <w:p>
-            <w:pPr>
-              <w:spacing w:after="20" w:line="252" w:lineRule="auto"/>
-            </w:pPr>
-            <w:r>
-              <w:rPr>
-                <w:rFonts w:ascii="Consolas" w:hAnsi="Consolas" w:eastAsia="Consolas"/>
-                <w:sz w:val="19"/>
-              </w:rPr>
-              <w:t>Без жёстких бликов, без цветных подсветок.</w:t>
+              <w:t>деликатная тень справа, лёгкая тень-контакт под обувью. Без жёстких бликов.</w:t>
             </w:r>
           </w:p>
           <w:p>
@@ -1596,7 +2058,7 @@
                 <w:rFonts w:ascii="Consolas" w:hAnsi="Consolas" w:eastAsia="Consolas"/>
                 <w:sz w:val="19"/>
               </w:rPr>
-              <w:t>Модель занимает центральные 55% ширины кадра. Слева — вертикальная полоса шириной</w:t>
+              <w:t>Модель занимает центральные 55% ширины. Слева оставь вертикальную полосу около 12%</w:t>
             </w:r>
           </w:p>
           <w:p>
@@ -1608,7 +2070,7 @@
                 <w:rFonts w:ascii="Consolas" w:hAnsi="Consolas" w:eastAsia="Consolas"/>
                 <w:sz w:val="19"/>
               </w:rPr>
-              <w:t>около 12% кадра, свободная под ростомер. Справа — свободное поле около 20% ширины</w:t>
+              <w:t>ширины под шкалу роста, справа около 20% под выноски, сверху и снизу по 10% чистого</w:t>
             </w:r>
           </w:p>
           <w:p>
@@ -1620,7 +2082,7 @@
                 <w:rFonts w:ascii="Consolas" w:hAnsi="Consolas" w:eastAsia="Consolas"/>
                 <w:sz w:val="19"/>
               </w:rPr>
-              <w:t>под выноски. Сверху и снизу оставь по 10% чистого пространства под текстовые плашки.</w:t>
+              <w:t>пространства под текстовые плашки.</w:t>
             </w:r>
           </w:p>
           <w:p>
@@ -1643,7 +2105,7 @@
                 <w:rFonts w:ascii="Consolas" w:hAnsi="Consolas" w:eastAsia="Consolas"/>
                 <w:sz w:val="19"/>
               </w:rPr>
-              <w:t>СТИЛЬ</w:t>
+              <w:t>НЕ ДОБАВЛЯЙ: надписи, логотипы, водяные знаки, посторонние предметы, других людей,</w:t>
             </w:r>
           </w:p>
           <w:p>
@@ -1655,54 +2117,7 @@
                 <w:rFonts w:ascii="Consolas" w:hAnsi="Consolas" w:eastAsia="Consolas"/>
                 <w:sz w:val="19"/>
               </w:rPr>
-              <w:t>Чистая коммерческая e-commerce фотография, спокойная тёплая цветокоррекция,</w:t>
-            </w:r>
-          </w:p>
-          <w:p>
-            <w:pPr>
-              <w:spacing w:after="20" w:line="252" w:lineRule="auto"/>
-            </w:pPr>
-            <w:r>
-              <w:rPr>
-                <w:rFonts w:ascii="Consolas" w:hAnsi="Consolas" w:eastAsia="Consolas"/>
-                <w:sz w:val="19"/>
-              </w:rPr>
-              <w:t>естественная текстура ткани, резкость по всему кадру.</w:t>
-            </w:r>
-          </w:p>
-          <w:p>
-            <w:pPr>
-              <w:spacing w:after="20" w:line="252" w:lineRule="auto"/>
-            </w:pPr>
-            <w:r>
-              <w:rPr>
-                <w:rFonts w:ascii="Consolas" w:hAnsi="Consolas" w:eastAsia="Consolas"/>
-                <w:sz w:val="19"/>
-              </w:rPr>
-            </w:r>
-          </w:p>
-          <w:p>
-            <w:pPr>
-              <w:spacing w:after="20" w:line="252" w:lineRule="auto"/>
-            </w:pPr>
-            <w:r>
-              <w:rPr>
-                <w:rFonts w:ascii="Consolas" w:hAnsi="Consolas" w:eastAsia="Consolas"/>
-                <w:sz w:val="19"/>
-              </w:rPr>
-              <w:t>НЕ ДОБАВЛЯЙ: логотипы, бренд-нейминг, водяные знаки, надписи, посторонние предметы,</w:t>
-            </w:r>
-          </w:p>
-          <w:p>
-            <w:pPr>
-              <w:spacing w:after="20" w:line="252" w:lineRule="auto"/>
-            </w:pPr>
-            <w:r>
-              <w:rPr>
-                <w:rFonts w:ascii="Consolas" w:hAnsi="Consolas" w:eastAsia="Consolas"/>
-                <w:sz w:val="19"/>
-              </w:rPr>
-              <w:t>других людей, животных, коллаж, рамки, искажения пропорций рук и кистей.</w:t>
+              <w:t>коллаж, рамки, искажения кистей рук и пальцев.</w:t>
             </w:r>
           </w:p>
         </w:tc>
@@ -1723,7 +2138,7 @@
           <w:color w:val="1F3B63"/>
           <w:sz w:val="24"/>
         </w:rPr>
-        <w:t>1.2. Английская версия того же промта (для Midjourney / Flux)</w:t>
+        <w:t>3.2. Английская версия для Midjourney / Flux</w:t>
       </w:r>
     </w:p>
     <w:tbl>
@@ -1751,7 +2166,7 @@
                 <w:rFonts w:ascii="Consolas" w:hAnsi="Consolas" w:eastAsia="Consolas"/>
                 <w:sz w:val="19"/>
               </w:rPr>
-              <w:t>Professional e-commerce product photo, vertical 3:4 aspect ratio, photorealistic.</w:t>
+              <w:t>Professional e-commerce product photo, vertical 3:4, photorealistic. Full-body front view</w:t>
             </w:r>
           </w:p>
           <w:p>
@@ -1763,7 +2178,7 @@
                 <w:rFonts w:ascii="Consolas" w:hAnsi="Consolas" w:eastAsia="Consolas"/>
                 <w:sz w:val="19"/>
               </w:rPr>
-              <w:t>Full-body front view of a 182 cm tall female model, 25-30 years old, dark blonde hair</w:t>
+              <w:t>of a 182 cm tall female model, 25-30 years old, dark blonde hair in a low ponytail, calm</w:t>
             </w:r>
           </w:p>
           <w:p>
@@ -1775,7 +2190,7 @@
                 <w:rFonts w:ascii="Consolas" w:hAnsi="Consolas" w:eastAsia="Consolas"/>
                 <w:sz w:val="19"/>
               </w:rPr>
-              <w:t>in a low ponytail, calm confident expression, natural light makeup. Camera positioned</w:t>
+              <w:t>confident expression. Camera slightly below chest level to emphasise vertical height.</w:t>
             </w:r>
           </w:p>
           <w:p>
@@ -1787,31 +2202,7 @@
                 <w:rFonts w:ascii="Consolas" w:hAnsi="Consolas" w:eastAsia="Consolas"/>
                 <w:sz w:val="19"/>
               </w:rPr>
-              <w:t>slightly below chest level to emphasise vertical height and elongated silhouette.</w:t>
-            </w:r>
-          </w:p>
-          <w:p>
-            <w:pPr>
-              <w:spacing w:after="20" w:line="252" w:lineRule="auto"/>
-            </w:pPr>
-            <w:r>
-              <w:rPr>
-                <w:rFonts w:ascii="Consolas" w:hAnsi="Consolas" w:eastAsia="Consolas"/>
-                <w:sz w:val="19"/>
-              </w:rPr>
-              <w:t>Arms hanging relaxed along the body, hands fully visible, cuffs clearly covering the</w:t>
-            </w:r>
-          </w:p>
-          <w:p>
-            <w:pPr>
-              <w:spacing w:after="20" w:line="252" w:lineRule="auto"/>
-            </w:pPr>
-            <w:r>
-              <w:rPr>
-                <w:rFonts w:ascii="Consolas" w:hAnsi="Consolas" w:eastAsia="Consolas"/>
-                <w:sz w:val="19"/>
-              </w:rPr>
-              <w:t>wrists down to the base of the thumb.</w:t>
+              <w:t>Arms relaxed along the body, hands fully visible, cuffs clearly covering the wrists.</w:t>
             </w:r>
           </w:p>
           <w:p>
@@ -1846,7 +2237,7 @@
                 <w:rFonts w:ascii="Consolas" w:hAnsi="Consolas" w:eastAsia="Consolas"/>
                 <w:sz w:val="19"/>
               </w:rPr>
-              <w:t>deep graphite colour #3A3A3C, matte technical shell fabric with subtle water-repellent</w:t>
+              <w:t>deep graphite #3A3A3C, matte water-repellent shell fabric, large drawstring hood,</w:t>
             </w:r>
           </w:p>
           <w:p>
@@ -1858,7 +2249,7 @@
                 <w:rFonts w:ascii="Consolas" w:hAnsi="Consolas" w:eastAsia="Consolas"/>
                 <w:sz w:val="19"/>
               </w:rPr>
-              <w:t>sheen, large drawstring hood, centre zip with storm flap, two zipped side pockets,</w:t>
+              <w:t>centre zip, two zipped side pockets, elastic cuffs, adjustable drawcord hem, matte dark</w:t>
             </w:r>
           </w:p>
           <w:p>
@@ -1870,19 +2261,7 @@
                 <w:rFonts w:ascii="Consolas" w:hAnsi="Consolas" w:eastAsia="Consolas"/>
                 <w:sz w:val="19"/>
               </w:rPr>
-              <w:t>elastic cuffs, adjustable drawcord hem, matte dark metal hardware. Styled with</w:t>
-            </w:r>
-          </w:p>
-          <w:p>
-            <w:pPr>
-              <w:spacing w:after="20" w:line="252" w:lineRule="auto"/>
-            </w:pPr>
-            <w:r>
-              <w:rPr>
-                <w:rFonts w:ascii="Consolas" w:hAnsi="Consolas" w:eastAsia="Consolas"/>
-                <w:sz w:val="19"/>
-              </w:rPr>
-              <w:t>straight black trousers and light leather flat ankle boots.</w:t>
+              <w:t>metal hardware. Styled with straight black trousers and light leather flat ankle boots.</w:t>
             </w:r>
           </w:p>
           <w:p>
@@ -1917,7 +2296,7 @@
                 <w:rFonts w:ascii="Consolas" w:hAnsi="Consolas" w:eastAsia="Consolas"/>
                 <w:sz w:val="19"/>
               </w:rPr>
-              <w:t>graphite #2A2A2A in the lower third. Soft diffused studio lighting from the upper left,</w:t>
+              <w:t>graphite #2A2A2A in the lower third. Soft diffused studio light from the upper left,</w:t>
             </w:r>
           </w:p>
           <w:p>
@@ -1929,7 +2308,7 @@
                 <w:rFonts w:ascii="Consolas" w:hAnsi="Consolas" w:eastAsia="Consolas"/>
                 <w:sz w:val="19"/>
               </w:rPr>
-              <w:t>gentle soft shadow to the right, subtle contact shadow under the boots.</w:t>
+              <w:t>gentle shadow to the right, subtle contact shadow under the boots.</w:t>
             </w:r>
           </w:p>
           <w:p>
@@ -1976,42 +2355,7 @@
                 <w:rFonts w:ascii="Consolas" w:hAnsi="Consolas" w:eastAsia="Consolas"/>
                 <w:sz w:val="19"/>
               </w:rPr>
-              <w:t>at top and bottom for text overlays.</w:t>
-            </w:r>
-          </w:p>
-          <w:p>
-            <w:pPr>
-              <w:spacing w:after="20" w:line="252" w:lineRule="auto"/>
-            </w:pPr>
-            <w:r>
-              <w:rPr>
-                <w:rFonts w:ascii="Consolas" w:hAnsi="Consolas" w:eastAsia="Consolas"/>
-                <w:sz w:val="19"/>
-              </w:rPr>
-            </w:r>
-          </w:p>
-          <w:p>
-            <w:pPr>
-              <w:spacing w:after="20" w:line="252" w:lineRule="auto"/>
-            </w:pPr>
-            <w:r>
-              <w:rPr>
-                <w:rFonts w:ascii="Consolas" w:hAnsi="Consolas" w:eastAsia="Consolas"/>
-                <w:sz w:val="19"/>
-              </w:rPr>
-              <w:t>Clean commercial catalogue style, warm calm colour grading, natural fabric texture,</w:t>
-            </w:r>
-          </w:p>
-          <w:p>
-            <w:pPr>
-              <w:spacing w:after="20" w:line="252" w:lineRule="auto"/>
-            </w:pPr>
-            <w:r>
-              <w:rPr>
-                <w:rFonts w:ascii="Consolas" w:hAnsi="Consolas" w:eastAsia="Consolas"/>
-                <w:sz w:val="19"/>
-              </w:rPr>
-              <w:t>sharp throughout. --ar 3:4 --style raw --v 7</w:t>
+              <w:t>at top and bottom for text overlays. --ar 3:4 --style raw --v 7</w:t>
             </w:r>
           </w:p>
           <w:p>
@@ -2046,19 +2390,7 @@
                 <w:rFonts w:ascii="Consolas" w:hAnsi="Consolas" w:eastAsia="Consolas"/>
                 <w:sz w:val="19"/>
               </w:rPr>
-              <w:t>deformed hands, extra fingers, collage, frame, border, harsh shadows, colour gel lighting,</w:t>
-            </w:r>
-          </w:p>
-          <w:p>
-            <w:pPr>
-              <w:spacing w:after="20" w:line="252" w:lineRule="auto"/>
-            </w:pPr>
-            <w:r>
-              <w:rPr>
-                <w:rFonts w:ascii="Consolas" w:hAnsi="Consolas" w:eastAsia="Consolas"/>
-                <w:sz w:val="19"/>
-              </w:rPr>
-              <w:t>cluttered background, low resolution.</w:t>
+              <w:t>deformed hands, extra fingers, collage, frame, border, harsh shadows, low resolution.</w:t>
             </w:r>
           </w:p>
         </w:tc>
@@ -2079,21 +2411,7 @@
           <w:color w:val="1F3B63"/>
           <w:sz w:val="24"/>
         </w:rPr>
-        <w:t>1.3. Слой инфографики — накладывается поверх сгенерированного фото</w:t>
-      </w:r>
-    </w:p>
-    <w:p>
-      <w:pPr>
-        <w:spacing w:after="120"/>
-      </w:pPr>
-      <w:r>
-        <w:rPr>
-          <w:b w:val="0"/>
-          <w:i/>
-          <w:color w:val="5A5A5A"/>
-          <w:sz w:val="19"/>
-        </w:rPr>
-        <w:t>Кириллицу генераторы изображений до сих пор пишут с ошибками, поэтому текст накладываем вручную в Figma / Canva / Photoshop. Ниже — точная раскладка: что, где и каким кеглем.</w:t>
+        <w:t>3.3. Текстовый слой поверх фото</w:t>
       </w:r>
     </w:p>
     <w:tbl>
@@ -2132,7 +2450,7 @@
         </w:tc>
         <w:tc>
           <w:tcPr>
-            <w:tcW w:type="dxa" w:w="2154"/>
+            <w:tcW w:type="dxa" w:w="2041"/>
             <w:shd w:val="clear" w:fill="1F3B63"/>
           </w:tcPr>
           <w:p>
@@ -2152,7 +2470,7 @@
         </w:tc>
         <w:tc>
           <w:tcPr>
-            <w:tcW w:type="dxa" w:w="3061"/>
+            <w:tcW w:type="dxa" w:w="3175"/>
             <w:shd w:val="clear" w:fill="1F3B63"/>
           </w:tcPr>
           <w:p>
@@ -2166,7 +2484,7 @@
                 <w:color w:val="FFFFFF"/>
                 <w:sz w:val="18"/>
               </w:rPr>
-              <w:t>Точный текст</w:t>
+              <w:t>Текст</w:t>
             </w:r>
           </w:p>
         </w:tc>
@@ -2212,7 +2530,7 @@
         </w:tc>
         <w:tc>
           <w:tcPr>
-            <w:tcW w:type="dxa" w:w="2154"/>
+            <w:tcW w:type="dxa" w:w="2041"/>
           </w:tcPr>
           <w:p>
             <w:pPr>
@@ -2223,13 +2541,13 @@
               <w:rPr>
                 <w:sz w:val="18"/>
               </w:rPr>
-              <w:t>Верх, по центру, над моделью</w:t>
+              <w:t>Правый верх</w:t>
             </w:r>
           </w:p>
         </w:tc>
         <w:tc>
           <w:tcPr>
-            <w:tcW w:type="dxa" w:w="3061"/>
+            <w:tcW w:type="dxa" w:w="3175"/>
           </w:tcPr>
           <w:p>
             <w:pPr>
@@ -2240,7 +2558,7 @@
               <w:rPr>
                 <w:sz w:val="18"/>
               </w:rPr>
-              <w:t>СШИТА ПОД ВЫСОКИЙ РОСТ</w:t>
+              <w:t>КУРТКА</w:t>
             </w:r>
           </w:p>
         </w:tc>
@@ -2257,7 +2575,7 @@
               <w:rPr>
                 <w:sz w:val="18"/>
               </w:rPr>
-              <w:t>Гротеск Bold, 92 pt, #1E1E1E, межбуквенное +4 %. Главный тезис — читается с миниатюры</w:t>
+              <w:t>Гротеск Bold, максимальный кегль, #1E1E1E</w:t>
             </w:r>
           </w:p>
         </w:tc>
@@ -2284,7 +2602,7 @@
         </w:tc>
         <w:tc>
           <w:tcPr>
-            <w:tcW w:type="dxa" w:w="2154"/>
+            <w:tcW w:type="dxa" w:w="2041"/>
             <w:shd w:val="clear" w:fill="F2F5F9"/>
           </w:tcPr>
           <w:p>
@@ -2296,13 +2614,13 @@
               <w:rPr>
                 <w:sz w:val="18"/>
               </w:rPr>
-              <w:t>Верх, подзаголовок под пунктом 1</w:t>
+              <w:t>Под заголовком</w:t>
             </w:r>
           </w:p>
         </w:tc>
         <w:tc>
           <w:tcPr>
-            <w:tcW w:type="dxa" w:w="3061"/>
+            <w:tcW w:type="dxa" w:w="3175"/>
             <w:shd w:val="clear" w:fill="F2F5F9"/>
           </w:tcPr>
           <w:p>
@@ -2314,7 +2632,7 @@
               <w:rPr>
                 <w:sz w:val="18"/>
               </w:rPr>
-              <w:t>не оверсайз, а другая ростовка</w:t>
+              <w:t>ЖЕНСКАЯ УДЛИНЁННАЯ</w:t>
             </w:r>
           </w:p>
         </w:tc>
@@ -2332,7 +2650,7 @@
               <w:rPr>
                 <w:sz w:val="18"/>
               </w:rPr>
-              <w:t>Гротеск Regular, 44 pt, #5A5A5A</w:t>
+              <w:t>Гротеск Regular, вдвое мельче</w:t>
             </w:r>
           </w:p>
         </w:tc>
@@ -2358,7 +2676,7 @@
         </w:tc>
         <w:tc>
           <w:tcPr>
-            <w:tcW w:type="dxa" w:w="2154"/>
+            <w:tcW w:type="dxa" w:w="2041"/>
           </w:tcPr>
           <w:p>
             <w:pPr>
@@ -2369,13 +2687,13 @@
               <w:rPr>
                 <w:sz w:val="18"/>
               </w:rPr>
-              <w:t>Левый край, вертикальная полоса</w:t>
+              <w:t>Плашка под подзаголовком</w:t>
             </w:r>
           </w:p>
         </w:tc>
         <w:tc>
           <w:tcPr>
-            <w:tcW w:type="dxa" w:w="3061"/>
+            <w:tcW w:type="dxa" w:w="3175"/>
           </w:tcPr>
           <w:p>
             <w:pPr>
@@ -2386,7 +2704,7 @@
               <w:rPr>
                 <w:sz w:val="18"/>
               </w:rPr>
-              <w:t>Ростомер-линейка с отметками: 190 · 185 · 180 · 175 · 170 см</w:t>
+              <w:t>ДЛЯ ВЫСОКИХ</w:t>
             </w:r>
           </w:p>
         </w:tc>
@@ -2403,7 +2721,7 @@
               <w:rPr>
                 <w:sz w:val="18"/>
               </w:rPr>
-              <w:t>Тонкая линия 3 px #C8603F, засечки, подписи 30 pt. Отметка 182 выделена кружком-маркером</w:t>
+              <w:t>Заливка #C8603F, текст #FFFFFF, разрядка +8 %</w:t>
             </w:r>
           </w:p>
         </w:tc>
@@ -2430,7 +2748,7 @@
         </w:tc>
         <w:tc>
           <w:tcPr>
-            <w:tcW w:type="dxa" w:w="2154"/>
+            <w:tcW w:type="dxa" w:w="2041"/>
             <w:shd w:val="clear" w:fill="F2F5F9"/>
           </w:tcPr>
           <w:p>
@@ -2442,13 +2760,13 @@
               <w:rPr>
                 <w:sz w:val="18"/>
               </w:rPr>
-              <w:t>Выноска к манжету правой руки</w:t>
+              <w:t>Левый край, вертикаль</w:t>
             </w:r>
           </w:p>
         </w:tc>
         <w:tc>
           <w:tcPr>
-            <w:tcW w:type="dxa" w:w="3061"/>
+            <w:tcW w:type="dxa" w:w="3175"/>
             <w:shd w:val="clear" w:fill="F2F5F9"/>
           </w:tcPr>
           <w:p>
@@ -2460,9 +2778,7 @@
               <w:rPr>
                 <w:sz w:val="18"/>
               </w:rPr>
-              <w:t>Рукав +6 см</w:t>
-              <w:br/>
-              <w:t>закрывает запястье</w:t>
+              <w:t>Шкала: 190 · 185 · 180 · 175 · 170 · 165 серым</w:t>
             </w:r>
           </w:p>
         </w:tc>
@@ -2480,7 +2796,7 @@
               <w:rPr>
                 <w:sz w:val="18"/>
               </w:rPr>
-              <w:t>Линия-выноска #C8603F 3 px + плашка молочная со скруглением 16 px, текст 40/32 pt</w:t>
+              <w:t>Линия #C8603F, отметка роста модели — залитый кружок</w:t>
             </w:r>
           </w:p>
         </w:tc>
@@ -2506,7 +2822,7 @@
         </w:tc>
         <w:tc>
           <w:tcPr>
-            <w:tcW w:type="dxa" w:w="2154"/>
+            <w:tcW w:type="dxa" w:w="2041"/>
           </w:tcPr>
           <w:p>
             <w:pPr>
@@ -2517,13 +2833,13 @@
               <w:rPr>
                 <w:sz w:val="18"/>
               </w:rPr>
-              <w:t>Выноска к нижнему краю куртки</w:t>
+              <w:t>Выноска к манжету</w:t>
             </w:r>
           </w:p>
         </w:tc>
         <w:tc>
           <w:tcPr>
-            <w:tcW w:type="dxa" w:w="3061"/>
+            <w:tcW w:type="dxa" w:w="3175"/>
           </w:tcPr>
           <w:p>
             <w:pPr>
@@ -2534,9 +2850,11 @@
               <w:rPr>
                 <w:sz w:val="18"/>
               </w:rPr>
-              <w:t>Спинка +8 см</w:t>
+              <w:t>Длина рукава до запястья</w:t>
               <w:br/>
-              <w:t>прикрывает поясницу</w:t>
+              <w:t>+4 СМ</w:t>
+              <w:br/>
+              <w:t>к стандарту</w:t>
             </w:r>
           </w:p>
         </w:tc>
@@ -2553,7 +2871,7 @@
               <w:rPr>
                 <w:sz w:val="18"/>
               </w:rPr>
-              <w:t>Аналогично пункту 4, зеркально</w:t>
+              <w:t>«+4 СМ» крупно #C8603F, пояснение мелко #5A5A5A</w:t>
             </w:r>
           </w:p>
         </w:tc>
@@ -2580,7 +2898,7 @@
         </w:tc>
         <w:tc>
           <w:tcPr>
-            <w:tcW w:type="dxa" w:w="2154"/>
+            <w:tcW w:type="dxa" w:w="2041"/>
             <w:shd w:val="clear" w:fill="F2F5F9"/>
           </w:tcPr>
           <w:p>
@@ -2592,13 +2910,13 @@
               <w:rPr>
                 <w:sz w:val="18"/>
               </w:rPr>
-              <w:t>Правое поле, вертикальный столбец из 3 иконок</w:t>
+              <w:t>Выноска к низу изделия</w:t>
             </w:r>
           </w:p>
         </w:tc>
         <w:tc>
           <w:tcPr>
-            <w:tcW w:type="dxa" w:w="3061"/>
+            <w:tcW w:type="dxa" w:w="3175"/>
             <w:shd w:val="clear" w:fill="F2F5F9"/>
           </w:tcPr>
           <w:p>
@@ -2610,7 +2928,11 @@
               <w:rPr>
                 <w:sz w:val="18"/>
               </w:rPr>
-              <w:t>Водоотталкивающая ткань  ·  от +12 до −5 °C  ·  Капюшон на кулиске</w:t>
+              <w:t>Удлинённый силуэт</w:t>
+              <w:br/>
+              <w:t>+10 СМ</w:t>
+              <w:br/>
+              <w:t>к стандарту</w:t>
             </w:r>
           </w:p>
         </w:tc>
@@ -2628,7 +2950,7 @@
               <w:rPr>
                 <w:sz w:val="18"/>
               </w:rPr>
-              <w:t>Контурные иконки 64 px #C8603F, подписи 30 pt #1E1E1E, шаг 180 px</w:t>
+              <w:t>Аналогично п. 5</w:t>
             </w:r>
           </w:p>
         </w:tc>
@@ -2654,7 +2976,7 @@
         </w:tc>
         <w:tc>
           <w:tcPr>
-            <w:tcW w:type="dxa" w:w="2154"/>
+            <w:tcW w:type="dxa" w:w="2041"/>
           </w:tcPr>
           <w:p>
             <w:pPr>
@@ -2665,13 +2987,13 @@
               <w:rPr>
                 <w:sz w:val="18"/>
               </w:rPr>
-              <w:t>Нижняя плашка на графите, по центру</w:t>
+              <w:t>Левый низ, круглый бейдж</w:t>
             </w:r>
           </w:p>
         </w:tc>
         <w:tc>
           <w:tcPr>
-            <w:tcW w:type="dxa" w:w="3061"/>
+            <w:tcW w:type="dxa" w:w="3175"/>
           </w:tcPr>
           <w:p>
             <w:pPr>
@@ -2682,7 +3004,7 @@
               <w:rPr>
                 <w:sz w:val="18"/>
               </w:rPr>
-              <w:t>Рост модели 182 см · размер 46</w:t>
+              <w:t>СШИТО ДЛЯ ВЫСОКИХ</w:t>
             </w:r>
           </w:p>
         </w:tc>
@@ -2699,7 +3021,7 @@
               <w:rPr>
                 <w:sz w:val="18"/>
               </w:rPr>
-              <w:t>Гротеск Medium, 40 pt, #FFFFFF</w:t>
+              <w:t>Заливка #C8603F, текст #FFFFFF</w:t>
             </w:r>
           </w:p>
         </w:tc>
@@ -2726,7 +3048,7 @@
         </w:tc>
         <w:tc>
           <w:tcPr>
-            <w:tcW w:type="dxa" w:w="2154"/>
+            <w:tcW w:type="dxa" w:w="2041"/>
             <w:shd w:val="clear" w:fill="F2F5F9"/>
           </w:tcPr>
           <w:p>
@@ -2738,13 +3060,13 @@
               <w:rPr>
                 <w:sz w:val="18"/>
               </w:rPr>
-              <w:t>Нижняя плашка, вторая строка</w:t>
+              <w:t>Правый низ, три иконки</w:t>
             </w:r>
           </w:p>
         </w:tc>
         <w:tc>
           <w:tcPr>
-            <w:tcW w:type="dxa" w:w="3061"/>
+            <w:tcW w:type="dxa" w:w="3175"/>
             <w:shd w:val="clear" w:fill="F2F5F9"/>
           </w:tcPr>
           <w:p>
@@ -2756,7 +3078,7 @@
               <w:rPr>
                 <w:sz w:val="18"/>
               </w:rPr>
-              <w:t>размеры 42–54 · ростовка 170–190 см</w:t>
+              <w:t>Водоотталкивающая ткань · Демисезон весна-осень · Комфорт от +5 до +15 °C</w:t>
             </w:r>
           </w:p>
         </w:tc>
@@ -2774,7 +3096,7 @@
               <w:rPr>
                 <w:sz w:val="18"/>
               </w:rPr>
-              <w:t>Гротеск Regular, 34 pt, #FFFFFF, прозрачность 80 %</w:t>
+              <w:t>Контурные иконки, подписи в разрядку</w:t>
             </w:r>
           </w:p>
         </w:tc>
@@ -2800,7 +3122,7 @@
         </w:tc>
         <w:tc>
           <w:tcPr>
-            <w:tcW w:type="dxa" w:w="2154"/>
+            <w:tcW w:type="dxa" w:w="2041"/>
           </w:tcPr>
           <w:p>
             <w:pPr>
@@ -2811,13 +3133,13 @@
               <w:rPr>
                 <w:sz w:val="18"/>
               </w:rPr>
-              <w:t>Правый верхний угол, бейдж</w:t>
+              <w:t>Низ по центру</w:t>
             </w:r>
           </w:p>
         </w:tc>
         <w:tc>
           <w:tcPr>
-            <w:tcW w:type="dxa" w:w="3061"/>
+            <w:tcW w:type="dxa" w:w="3175"/>
           </w:tcPr>
           <w:p>
             <w:pPr>
@@ -2828,7 +3150,7 @@
               <w:rPr>
                 <w:sz w:val="18"/>
               </w:rPr>
-              <w:t>170–190 см</w:t>
+              <w:t>Рост модели ___ см · размер ___</w:t>
             </w:r>
           </w:p>
         </w:tc>
@@ -2845,7 +3167,153 @@
               <w:rPr>
                 <w:sz w:val="18"/>
               </w:rPr>
-              <w:t>Круглый бейдж Ø 240 px, заливка #C8603F, текст #FFFFFF 38 pt Bold</w:t>
+              <w:t>ДОБАВИТЬ — на макетах отсутствует</w:t>
+            </w:r>
+          </w:p>
+        </w:tc>
+      </w:tr>
+      <w:tr>
+        <w:tc>
+          <w:tcPr>
+            <w:tcW w:type="dxa" w:w="454"/>
+            <w:shd w:val="clear" w:fill="F2F5F9"/>
+          </w:tcPr>
+          <w:p>
+            <w:pPr>
+              <w:spacing w:after="20"/>
+            </w:pPr>
+            <w:r/>
+            <w:r>
+              <w:rPr>
+                <w:b/>
+                <w:sz w:val="18"/>
+              </w:rPr>
+              <w:t>10</w:t>
+            </w:r>
+          </w:p>
+        </w:tc>
+        <w:tc>
+          <w:tcPr>
+            <w:tcW w:type="dxa" w:w="2041"/>
+            <w:shd w:val="clear" w:fill="F2F5F9"/>
+          </w:tcPr>
+          <w:p>
+            <w:pPr>
+              <w:spacing w:after="20"/>
+            </w:pPr>
+            <w:r/>
+            <w:r>
+              <w:rPr>
+                <w:sz w:val="18"/>
+              </w:rPr>
+              <w:t>Низ, сноска мелко</w:t>
+            </w:r>
+          </w:p>
+        </w:tc>
+        <w:tc>
+          <w:tcPr>
+            <w:tcW w:type="dxa" w:w="3175"/>
+            <w:shd w:val="clear" w:fill="F2F5F9"/>
+          </w:tcPr>
+          <w:p>
+            <w:pPr>
+              <w:spacing w:after="20"/>
+            </w:pPr>
+            <w:r/>
+            <w:r>
+              <w:rPr>
+                <w:sz w:val="18"/>
+              </w:rPr>
+              <w:t>в сравнении с типовой ростовкой 164–170 см</w:t>
+            </w:r>
+          </w:p>
+        </w:tc>
+        <w:tc>
+          <w:tcPr>
+            <w:tcW w:type="dxa" w:w="3855"/>
+            <w:shd w:val="clear" w:fill="F2F5F9"/>
+          </w:tcPr>
+          <w:p>
+            <w:pPr>
+              <w:spacing w:after="20"/>
+            </w:pPr>
+            <w:r/>
+            <w:r>
+              <w:rPr>
+                <w:sz w:val="18"/>
+              </w:rPr>
+              <w:t>ДОБАВИТЬ — поясняет «к стандарту»</w:t>
+            </w:r>
+          </w:p>
+        </w:tc>
+      </w:tr>
+      <w:tr>
+        <w:tc>
+          <w:tcPr>
+            <w:tcW w:type="dxa" w:w="454"/>
+          </w:tcPr>
+          <w:p>
+            <w:pPr>
+              <w:spacing w:after="20"/>
+            </w:pPr>
+            <w:r/>
+            <w:r>
+              <w:rPr>
+                <w:b/>
+                <w:sz w:val="18"/>
+              </w:rPr>
+              <w:t>11</w:t>
+            </w:r>
+          </w:p>
+        </w:tc>
+        <w:tc>
+          <w:tcPr>
+            <w:tcW w:type="dxa" w:w="2041"/>
+          </w:tcPr>
+          <w:p>
+            <w:pPr>
+              <w:spacing w:after="20"/>
+            </w:pPr>
+            <w:r/>
+            <w:r>
+              <w:rPr>
+                <w:sz w:val="18"/>
+              </w:rPr>
+              <w:t>Нижний край</w:t>
+            </w:r>
+          </w:p>
+        </w:tc>
+        <w:tc>
+          <w:tcPr>
+            <w:tcW w:type="dxa" w:w="3175"/>
+          </w:tcPr>
+          <w:p>
+            <w:pPr>
+              <w:spacing w:after="20"/>
+            </w:pPr>
+            <w:r/>
+            <w:r>
+              <w:rPr>
+                <w:sz w:val="18"/>
+              </w:rPr>
+              <w:t>ALTEA</w:t>
+            </w:r>
+          </w:p>
+        </w:tc>
+        <w:tc>
+          <w:tcPr>
+            <w:tcW w:type="dxa" w:w="3855"/>
+          </w:tcPr>
+          <w:p>
+            <w:pPr>
+              <w:spacing w:after="20"/>
+            </w:pPr>
+            <w:r/>
+            <w:r>
+              <w:rPr>
+                <w:sz w:val="18"/>
+              </w:rPr>
+              <w:t>Логотип бренда</w:t>
             </w:r>
           </w:p>
         </w:tc>
@@ -2855,96 +3323,6 @@
       <w:pPr>
         <w:spacing w:after="40"/>
       </w:pPr>
-    </w:p>
-    <w:p>
-      <w:pPr>
-        <w:spacing w:before="140" w:after="40"/>
-      </w:pPr>
-      <w:r>
-        <w:rPr>
-          <w:b/>
-          <w:sz w:val="21"/>
-        </w:rPr>
-        <w:t>Правила вёрстки слоя</w:t>
-      </w:r>
-    </w:p>
-    <w:p>
-      <w:pPr>
-        <w:pStyle w:val="ListBullet"/>
-        <w:spacing w:after="40"/>
-        <w:ind w:left="369"/>
-      </w:pPr>
-      <w:r>
-        <w:rPr>
-          <w:sz w:val="21"/>
-        </w:rPr>
-        <w:t>Шрифт один на всю карточку: Inter, Manrope или Golos Text. Не более двух начертаний.</w:t>
-      </w:r>
-    </w:p>
-    <w:p>
-      <w:pPr>
-        <w:pStyle w:val="ListBullet"/>
-        <w:spacing w:after="40"/>
-        <w:ind w:left="369"/>
-      </w:pPr>
-      <w:r>
-        <w:rPr>
-          <w:sz w:val="21"/>
-        </w:rPr>
-        <w:t>Текст занимает не более 30 % площади кадра — WB снижает в выдаче перегруженные инфографикой фото.</w:t>
-      </w:r>
-    </w:p>
-    <w:p>
-      <w:pPr>
-        <w:pStyle w:val="ListBullet"/>
-        <w:spacing w:after="40"/>
-        <w:ind w:left="369"/>
-      </w:pPr>
-      <w:r>
-        <w:rPr>
-          <w:sz w:val="21"/>
-        </w:rPr>
-        <w:t>Ни один элемент текста не перекрывает лицо модели и сам товар.</w:t>
-      </w:r>
-    </w:p>
-    <w:p>
-      <w:pPr>
-        <w:pStyle w:val="ListBullet"/>
-        <w:spacing w:after="40"/>
-        <w:ind w:left="369"/>
-      </w:pPr>
-      <w:r>
-        <w:rPr>
-          <w:sz w:val="21"/>
-        </w:rPr>
-        <w:t>Контрастность текста к подложке — не ниже 4,5:1.</w:t>
-      </w:r>
-    </w:p>
-    <w:p>
-      <w:pPr>
-        <w:pStyle w:val="ListBullet"/>
-        <w:spacing w:after="40"/>
-        <w:ind w:left="369"/>
-      </w:pPr>
-      <w:r>
-        <w:rPr>
-          <w:sz w:val="21"/>
-        </w:rPr>
-        <w:t>Проверка: уменьшить макет до 200 × 266 px. Если тезис «СШИТА ПОД ВЫСОКИЙ РОСТ» и цифры ростомера не читаются — увеличить кегль.</w:t>
-      </w:r>
-    </w:p>
-    <w:p>
-      <w:pPr>
-        <w:pStyle w:val="ListBullet"/>
-        <w:spacing w:after="40"/>
-        <w:ind w:left="369"/>
-      </w:pPr>
-      <w:r>
-        <w:rPr>
-          <w:sz w:val="21"/>
-        </w:rPr>
-        <w:t>Запрещено по правилам WB: цены, скидки, призывы «хит», «№1», «скидка», контакты, QR-коды, логотипы чужих брендов.</w:t>
-      </w:r>
     </w:p>
     <w:p>
       <w:r>
@@ -2961,251 +3339,22 @@
           <w:color w:val="1F3B63"/>
           <w:sz w:val="30"/>
         </w:rPr>
-        <w:t>2. Изображение 2 — имиджевое фото без инфографики</w:t>
+        <w:t>4. Промт на имиджевое фото без инфографики</w:t>
       </w:r>
     </w:p>
-    <w:tbl>
-      <w:tblPr>
-        <w:tblStyle w:val="TableGrid"/>
-        <w:tblW w:type="auto" w:w="0"/>
-        <w:jc w:val="center"/>
-        <w:tblLook w:firstColumn="1" w:firstRow="1" w:lastColumn="0" w:lastRow="0" w:noHBand="0" w:noVBand="1" w:val="04A0"/>
-      </w:tblPr>
-      <w:tblGrid>
-        <w:gridCol w:w="5099"/>
-        <w:gridCol w:w="5099"/>
-      </w:tblGrid>
-      <w:tr>
-        <w:tc>
-          <w:tcPr>
-            <w:tcW w:type="dxa" w:w="2268"/>
-            <w:shd w:val="clear" w:fill="1F3B63"/>
-          </w:tcPr>
-          <w:p>
-            <w:pPr>
-              <w:spacing w:after="20"/>
-            </w:pPr>
-            <w:r/>
-            <w:r>
-              <w:rPr>
-                <w:b/>
-                <w:color w:val="FFFFFF"/>
-                <w:sz w:val="19"/>
-              </w:rPr>
-              <w:t>Параметр</w:t>
-            </w:r>
-          </w:p>
-        </w:tc>
-        <w:tc>
-          <w:tcPr>
-            <w:tcW w:type="dxa" w:w="7257"/>
-            <w:shd w:val="clear" w:fill="1F3B63"/>
-          </w:tcPr>
-          <w:p>
-            <w:pPr>
-              <w:spacing w:after="20"/>
-            </w:pPr>
-            <w:r/>
-            <w:r>
-              <w:rPr>
-                <w:b/>
-                <w:color w:val="FFFFFF"/>
-                <w:sz w:val="19"/>
-              </w:rPr>
-              <w:t>Значение</w:t>
-            </w:r>
-          </w:p>
-        </w:tc>
-      </w:tr>
-      <w:tr>
-        <w:tc>
-          <w:tcPr>
-            <w:tcW w:type="dxa" w:w="2268"/>
-          </w:tcPr>
-          <w:p>
-            <w:pPr>
-              <w:spacing w:after="20"/>
-            </w:pPr>
-            <w:r/>
-            <w:r>
-              <w:rPr>
-                <w:sz w:val="19"/>
-              </w:rPr>
-              <w:t>Назначение</w:t>
-            </w:r>
-          </w:p>
-        </w:tc>
-        <w:tc>
-          <w:tcPr>
-            <w:tcW w:type="dxa" w:w="7257"/>
-          </w:tcPr>
-          <w:p>
-            <w:pPr>
-              <w:spacing w:after="20"/>
-            </w:pPr>
-            <w:r/>
-            <w:r>
-              <w:rPr>
-                <w:sz w:val="19"/>
-              </w:rPr>
-              <w:t>Второе-третье фото галереи — удержание и эмоция, снимает ощущение «дешёвой студийки»</w:t>
-            </w:r>
-          </w:p>
-        </w:tc>
-      </w:tr>
-      <w:tr>
-        <w:tc>
-          <w:tcPr>
-            <w:tcW w:type="dxa" w:w="2268"/>
-            <w:shd w:val="clear" w:fill="F2F5F9"/>
-          </w:tcPr>
-          <w:p>
-            <w:pPr>
-              <w:spacing w:after="20"/>
-            </w:pPr>
-            <w:r/>
-            <w:r>
-              <w:rPr>
-                <w:sz w:val="19"/>
-              </w:rPr>
-              <w:t>Формат</w:t>
-            </w:r>
-          </w:p>
-        </w:tc>
-        <w:tc>
-          <w:tcPr>
-            <w:tcW w:type="dxa" w:w="7257"/>
-            <w:shd w:val="clear" w:fill="F2F5F9"/>
-          </w:tcPr>
-          <w:p>
-            <w:pPr>
-              <w:spacing w:after="20"/>
-            </w:pPr>
-            <w:r/>
-            <w:r>
-              <w:rPr>
-                <w:sz w:val="19"/>
-              </w:rPr>
-              <w:t>3:4, вертикаль</w:t>
-            </w:r>
-          </w:p>
-        </w:tc>
-      </w:tr>
-      <w:tr>
-        <w:tc>
-          <w:tcPr>
-            <w:tcW w:type="dxa" w:w="2268"/>
-          </w:tcPr>
-          <w:p>
-            <w:pPr>
-              <w:spacing w:after="20"/>
-            </w:pPr>
-            <w:r/>
-            <w:r>
-              <w:rPr>
-                <w:sz w:val="19"/>
-              </w:rPr>
-              <w:t>Разрешение</w:t>
-            </w:r>
-          </w:p>
-        </w:tc>
-        <w:tc>
-          <w:tcPr>
-            <w:tcW w:type="dxa" w:w="7257"/>
-          </w:tcPr>
-          <w:p>
-            <w:pPr>
-              <w:spacing w:after="20"/>
-            </w:pPr>
-            <w:r/>
-            <w:r>
-              <w:rPr>
-                <w:sz w:val="19"/>
-              </w:rPr>
-              <w:t>1800 × 2400 px</w:t>
-            </w:r>
-          </w:p>
-        </w:tc>
-      </w:tr>
-      <w:tr>
-        <w:tc>
-          <w:tcPr>
-            <w:tcW w:type="dxa" w:w="2268"/>
-            <w:shd w:val="clear" w:fill="F2F5F9"/>
-          </w:tcPr>
-          <w:p>
-            <w:pPr>
-              <w:spacing w:after="20"/>
-            </w:pPr>
-            <w:r/>
-            <w:r>
-              <w:rPr>
-                <w:sz w:val="19"/>
-              </w:rPr>
-              <w:t>Текст на изображении</w:t>
-            </w:r>
-          </w:p>
-        </w:tc>
-        <w:tc>
-          <w:tcPr>
-            <w:tcW w:type="dxa" w:w="7257"/>
-            <w:shd w:val="clear" w:fill="F2F5F9"/>
-          </w:tcPr>
-          <w:p>
-            <w:pPr>
-              <w:spacing w:after="20"/>
-            </w:pPr>
-            <w:r/>
-            <w:r>
-              <w:rPr>
-                <w:sz w:val="19"/>
-              </w:rPr>
-              <w:t>Отсутствует полностью</w:t>
-            </w:r>
-          </w:p>
-        </w:tc>
-      </w:tr>
-      <w:tr>
-        <w:tc>
-          <w:tcPr>
-            <w:tcW w:type="dxa" w:w="2268"/>
-          </w:tcPr>
-          <w:p>
-            <w:pPr>
-              <w:spacing w:after="20"/>
-            </w:pPr>
-            <w:r/>
-            <w:r>
-              <w:rPr>
-                <w:sz w:val="19"/>
-              </w:rPr>
-              <w:t>Задача кадра</w:t>
-            </w:r>
-          </w:p>
-        </w:tc>
-        <w:tc>
-          <w:tcPr>
-            <w:tcW w:type="dxa" w:w="7257"/>
-          </w:tcPr>
-          <w:p>
-            <w:pPr>
-              <w:spacing w:after="20"/>
-            </w:pPr>
-            <w:r/>
-            <w:r>
-              <w:rPr>
-                <w:sz w:val="19"/>
-              </w:rPr>
-              <w:t>Показать куртку в реальной городской среде и сохранить акцент на длине силуэта</w:t>
-            </w:r>
-          </w:p>
-        </w:tc>
-      </w:tr>
-    </w:tbl>
     <w:p>
       <w:pPr>
-        <w:spacing w:after="40"/>
+        <w:spacing w:after="120"/>
       </w:pPr>
+      <w:r>
+        <w:rPr>
+          <w:b w:val="0"/>
+          <w:i/>
+          <w:color w:val="5A5A5A"/>
+          <w:sz w:val="19"/>
+        </w:rPr>
+        <w:t>Второй кадр галереи: эмоция и среда. Текста в кадре нет совсем.</w:t>
+      </w:r>
     </w:p>
     <w:p>
       <w:pPr>
@@ -3217,7 +3366,7 @@
           <w:color w:val="1F3B63"/>
           <w:sz w:val="24"/>
         </w:rPr>
-        <w:t>2.1. Промт на русском (основной)</w:t>
+        <w:t>4.1. Русская версия</w:t>
       </w:r>
     </w:p>
     <w:tbl>
@@ -3245,7 +3394,7 @@
                 <w:rFonts w:ascii="Consolas" w:hAnsi="Consolas" w:eastAsia="Consolas"/>
                 <w:sz w:val="19"/>
               </w:rPr>
-              <w:t>Создай имиджевое lifestyle-фото для карточки товара на маркетплейсе,</w:t>
+              <w:t>Создай имиджевое lifestyle-фото для карточки товара, вертикальный формат 3:4</w:t>
             </w:r>
           </w:p>
           <w:p>
@@ -3257,7 +3406,7 @@
                 <w:rFonts w:ascii="Consolas" w:hAnsi="Consolas" w:eastAsia="Consolas"/>
                 <w:sz w:val="19"/>
               </w:rPr>
-              <w:t>вертикальный формат 3:4 (1800x2400 px), фотореалистичное, уровень съёмки</w:t>
+              <w:t>(1800x2400 px), фотореалистичное, уровень модного лукбука.</w:t>
             </w:r>
           </w:p>
           <w:p>
@@ -3269,7 +3418,7 @@
                 <w:rFonts w:ascii="Consolas" w:hAnsi="Consolas" w:eastAsia="Consolas"/>
                 <w:sz w:val="19"/>
               </w:rPr>
-              <w:t>модного лукбука. Без какого-либо текста, надписей и графики в кадре.</w:t>
+              <w:t>Без какого-либо текста, надписей и графики в кадре.</w:t>
             </w:r>
           </w:p>
           <w:p>
@@ -3304,7 +3453,7 @@
                 <w:rFonts w:ascii="Consolas" w:hAnsi="Consolas" w:eastAsia="Consolas"/>
                 <w:sz w:val="19"/>
               </w:rPr>
-              <w:t>Европейская городская улица ранней осенью, пасмурное мягкое утро после дождя.</w:t>
+              <w:t>Городская улица ранней осенью, пасмурное мягкое утро после дождя. Модель идёт</w:t>
             </w:r>
           </w:p>
           <w:p>
@@ -3316,7 +3465,7 @@
                 <w:rFonts w:ascii="Consolas" w:hAnsi="Consolas" w:eastAsia="Consolas"/>
                 <w:sz w:val="19"/>
               </w:rPr>
-              <w:t>Модель идёт по влажному асфальту тротуара, мокрая брусчатка даёт мягкие отражения.</w:t>
+              <w:t>по влажному асфальту, на поверхности мягкие отражения. На заднем плане размытая</w:t>
             </w:r>
           </w:p>
           <w:p>
@@ -3328,19 +3477,7 @@
                 <w:rFonts w:ascii="Consolas" w:hAnsi="Consolas" w:eastAsia="Consolas"/>
                 <w:sz w:val="19"/>
               </w:rPr>
-              <w:t>На заднем плане — размытая светлая городская архитектура, стеклянные витрины</w:t>
-            </w:r>
-          </w:p>
-          <w:p>
-            <w:pPr>
-              <w:spacing w:after="20" w:line="252" w:lineRule="auto"/>
-            </w:pPr>
-            <w:r>
-              <w:rPr>
-                <w:rFonts w:ascii="Consolas" w:hAnsi="Consolas" w:eastAsia="Consolas"/>
-                <w:sz w:val="19"/>
-              </w:rPr>
-              <w:t>и деревья с пожелтевшей листвой, глубокое боке. Вдали лёгкая дымка.</w:t>
+              <w:t>светлая городская архитектура и деревья с пожелтевшей листвой, глубокое боке.</w:t>
             </w:r>
           </w:p>
           <w:p>
@@ -3375,7 +3512,7 @@
                 <w:rFonts w:ascii="Consolas" w:hAnsi="Consolas" w:eastAsia="Consolas"/>
                 <w:sz w:val="19"/>
               </w:rPr>
-              <w:t>Женщина ростом 182 см, 25-30 лет, славянская внешность, тёмно-русые волосы собраны</w:t>
+              <w:t>Женщина ростом 182 см, 25-30 лет, тёмно-русые волосы собраны в низкий хвост,</w:t>
             </w:r>
           </w:p>
           <w:p>
@@ -3387,7 +3524,7 @@
                 <w:rFonts w:ascii="Consolas" w:hAnsi="Consolas" w:eastAsia="Consolas"/>
                 <w:sz w:val="19"/>
               </w:rPr>
-              <w:t>в низкий хвост, естественный макияж, спокойный уверенный взгляд в сторону от камеры.</w:t>
+              <w:t>естественный макияж, спокойный уверенный взгляд в сторону от камеры. Полный рост,</w:t>
             </w:r>
           </w:p>
           <w:p>
@@ -3399,7 +3536,7 @@
                 <w:rFonts w:ascii="Consolas" w:hAnsi="Consolas" w:eastAsia="Consolas"/>
                 <w:sz w:val="19"/>
               </w:rPr>
-              <w:t>Снята в полный рост, ракурс три четверти, камера на уровне бедра и чуть снизу —</w:t>
+              <w:t>ракурс три четверти, камера на уровне бедра и чуть снизу — это удлиняет силуэт.</w:t>
             </w:r>
           </w:p>
           <w:p>
@@ -3411,7 +3548,7 @@
                 <w:rFonts w:ascii="Consolas" w:hAnsi="Consolas" w:eastAsia="Consolas"/>
                 <w:sz w:val="19"/>
               </w:rPr>
-              <w:t>это удлиняет силуэт. Модель в движении, шаг вперёд, ветер слегка подхватывает</w:t>
+              <w:t>Модель в движении, шаг вперёд, ветер слегка подхватывает полу куртки. Одна рука</w:t>
             </w:r>
           </w:p>
           <w:p>
@@ -3423,19 +3560,7 @@
                 <w:rFonts w:ascii="Consolas" w:hAnsi="Consolas" w:eastAsia="Consolas"/>
                 <w:sz w:val="19"/>
               </w:rPr>
-              <w:t>полу куртки. Одна рука опущена вдоль тела так, что видно, как манжет рукава</w:t>
-            </w:r>
-          </w:p>
-          <w:p>
-            <w:pPr>
-              <w:spacing w:after="20" w:line="252" w:lineRule="auto"/>
-            </w:pPr>
-            <w:r>
-              <w:rPr>
-                <w:rFonts w:ascii="Consolas" w:hAnsi="Consolas" w:eastAsia="Consolas"/>
-                <w:sz w:val="19"/>
-              </w:rPr>
-              <w:t>закрывает запястье, вторая придерживает ремешок сумки на плече.</w:t>
+              <w:t>опущена вдоль тела так, что видно, как манжет закрывает запястье.</w:t>
             </w:r>
           </w:p>
           <w:p>
@@ -3458,7 +3583,7 @@
                 <w:rFonts w:ascii="Consolas" w:hAnsi="Consolas" w:eastAsia="Consolas"/>
                 <w:sz w:val="19"/>
               </w:rPr>
-              <w:t>ТОВАР (главный объект кадра, в фокусе)</w:t>
+              <w:t>ТОВАР (главный объект, в фокусе)</w:t>
             </w:r>
           </w:p>
           <w:p>
@@ -3494,7 +3619,7 @@
                 <w:rFonts w:ascii="Consolas" w:hAnsi="Consolas" w:eastAsia="Consolas"/>
                 <w:sz w:val="19"/>
               </w:rPr>
-              <w:t>на поверхности ткани видны отдельные капли воды, которые не впитались.</w:t>
+              <w:t>на поверхности видны отдельные капли воды, которые не впитались. Объёмный капюшон</w:t>
             </w:r>
           </w:p>
           <w:p>
@@ -3506,7 +3631,7 @@
                 <w:rFonts w:ascii="Consolas" w:hAnsi="Consolas" w:eastAsia="Consolas"/>
                 <w:sz w:val="19"/>
               </w:rPr>
-              <w:t>Объёмный капюшон с кулиской накинут на плечи, центральная молния расстёгнута</w:t>
+              <w:t>с кулиской накинут на плечи, центральная молния расстёгнута наполовину, боковые</w:t>
             </w:r>
           </w:p>
           <w:p>
@@ -3518,7 +3643,7 @@
                 <w:rFonts w:ascii="Consolas" w:hAnsi="Consolas" w:eastAsia="Consolas"/>
                 <w:sz w:val="19"/>
               </w:rPr>
-              <w:t>наполовину, боковые карманы на молнии, манжеты на резинке, кулиска по низу изделия.</w:t>
+              <w:t>карманы на молнии, манжеты на резинке, кулиска по низу. Фурнитура матовый тёмный металл.</w:t>
             </w:r>
           </w:p>
           <w:p>
@@ -3530,31 +3655,7 @@
                 <w:rFonts w:ascii="Consolas" w:hAnsi="Consolas" w:eastAsia="Consolas"/>
                 <w:sz w:val="19"/>
               </w:rPr>
-              <w:t>Фурнитура — матовый тёмный металл.</w:t>
-            </w:r>
-          </w:p>
-          <w:p>
-            <w:pPr>
-              <w:spacing w:after="20" w:line="252" w:lineRule="auto"/>
-            </w:pPr>
-            <w:r>
-              <w:rPr>
-                <w:rFonts w:ascii="Consolas" w:hAnsi="Consolas" w:eastAsia="Consolas"/>
-                <w:sz w:val="19"/>
-              </w:rPr>
-              <w:t>Образ дополняют прямые чёрные брюки, светлые кожаные ботинки на плоской подошве</w:t>
-            </w:r>
-          </w:p>
-          <w:p>
-            <w:pPr>
-              <w:spacing w:after="20" w:line="252" w:lineRule="auto"/>
-            </w:pPr>
-            <w:r>
-              <w:rPr>
-                <w:rFonts w:ascii="Consolas" w:hAnsi="Consolas" w:eastAsia="Consolas"/>
-                <w:sz w:val="19"/>
-              </w:rPr>
-              <w:t>и кожаная сумка цвета тёмной карамели через плечо.</w:t>
+              <w:t>Образ дополняют прямые чёрные брюки и светлые кожаные ботинки на плоской подошве.</w:t>
             </w:r>
           </w:p>
           <w:p>
@@ -3589,7 +3690,7 @@
                 <w:rFonts w:ascii="Consolas" w:hAnsi="Consolas" w:eastAsia="Consolas"/>
                 <w:sz w:val="19"/>
               </w:rPr>
-              <w:t>Мягкий естественный рассеянный свет пасмурного дня, без жёстких теней.</w:t>
+              <w:t>Мягкий естественный рассеянный свет пасмурного дня, без жёстких теней. Тёплая</w:t>
             </w:r>
           </w:p>
           <w:p>
@@ -3601,19 +3702,7 @@
                 <w:rFonts w:ascii="Consolas" w:hAnsi="Consolas" w:eastAsia="Consolas"/>
                 <w:sz w:val="19"/>
               </w:rPr>
-              <w:t>Тёплая приглушённая цветокоррекция: графит куртки контрастирует со светлым</w:t>
-            </w:r>
-          </w:p>
-          <w:p>
-            <w:pPr>
-              <w:spacing w:after="20" w:line="252" w:lineRule="auto"/>
-            </w:pPr>
-            <w:r>
-              <w:rPr>
-                <w:rFonts w:ascii="Consolas" w:hAnsi="Consolas" w:eastAsia="Consolas"/>
-                <w:sz w:val="19"/>
-              </w:rPr>
-              <w:t>холодным фоном. Лёгкая кинематографическая зернистость плёнки.</w:t>
+              <w:t>приглушённая цветокоррекция, лёгкая кинематографическая зернистость.</w:t>
             </w:r>
           </w:p>
           <w:p>
@@ -3648,7 +3737,7 @@
                 <w:rFonts w:ascii="Consolas" w:hAnsi="Consolas" w:eastAsia="Consolas"/>
                 <w:sz w:val="19"/>
               </w:rPr>
-              <w:t>Съёмка полнокадровой камерой, объектив 85 мм, диафрагма f/2.0,</w:t>
+              <w:t>Полнокадровая камера, объектив 85 мм, диафрагма f/2.0, резкость на куртке,</w:t>
             </w:r>
           </w:p>
           <w:p>
@@ -3660,7 +3749,7 @@
                 <w:rFonts w:ascii="Consolas" w:hAnsi="Consolas" w:eastAsia="Consolas"/>
                 <w:sz w:val="19"/>
               </w:rPr>
-              <w:t>резкость на куртке, фон мягко размыт. Пропорции тела анатомически корректные.</w:t>
+              <w:t>фон мягко размыт. Пропорции тела анатомически корректные.</w:t>
             </w:r>
           </w:p>
           <w:p>
@@ -3728,7 +3817,7 @@
           <w:color w:val="1F3B63"/>
           <w:sz w:val="24"/>
         </w:rPr>
-        <w:t>2.2. Английская версия (для Midjourney / Flux)</w:t>
+        <w:t>4.2. Английская версия для Midjourney / Flux</w:t>
       </w:r>
     </w:p>
     <w:tbl>
@@ -3756,7 +3845,7 @@
                 <w:rFonts w:ascii="Consolas" w:hAnsi="Consolas" w:eastAsia="Consolas"/>
                 <w:sz w:val="19"/>
               </w:rPr>
-              <w:t>Editorial lifestyle fashion photograph for an e-commerce product listing,</w:t>
+              <w:t>Editorial lifestyle fashion photograph for an e-commerce listing, vertical 3:4,</w:t>
             </w:r>
           </w:p>
           <w:p>
@@ -3768,19 +3857,7 @@
                 <w:rFonts w:ascii="Consolas" w:hAnsi="Consolas" w:eastAsia="Consolas"/>
                 <w:sz w:val="19"/>
               </w:rPr>
-              <w:t>vertical 3:4 aspect ratio, photorealistic, lookbook quality, absolutely no text</w:t>
-            </w:r>
-          </w:p>
-          <w:p>
-            <w:pPr>
-              <w:spacing w:after="20" w:line="252" w:lineRule="auto"/>
-            </w:pPr>
-            <w:r>
-              <w:rPr>
-                <w:rFonts w:ascii="Consolas" w:hAnsi="Consolas" w:eastAsia="Consolas"/>
-                <w:sz w:val="19"/>
-              </w:rPr>
-              <w:t>or graphics anywhere in the frame.</w:t>
+              <w:t>photorealistic, lookbook quality, absolutely no text or graphics in the frame.</w:t>
             </w:r>
           </w:p>
           <w:p>
@@ -3803,7 +3880,7 @@
                 <w:rFonts w:ascii="Consolas" w:hAnsi="Consolas" w:eastAsia="Consolas"/>
                 <w:sz w:val="19"/>
               </w:rPr>
-              <w:t>Scene: European city street in early autumn, soft overcast morning after rain,</w:t>
+              <w:t>Scene: city street in early autumn, soft overcast morning after rain, wet asphalt with</w:t>
             </w:r>
           </w:p>
           <w:p>
@@ -3815,19 +3892,7 @@
                 <w:rFonts w:ascii="Consolas" w:hAnsi="Consolas" w:eastAsia="Consolas"/>
                 <w:sz w:val="19"/>
               </w:rPr>
-              <w:t>wet asphalt pavement with gentle reflections, blurred light urban architecture,</w:t>
-            </w:r>
-          </w:p>
-          <w:p>
-            <w:pPr>
-              <w:spacing w:after="20" w:line="252" w:lineRule="auto"/>
-            </w:pPr>
-            <w:r>
-              <w:rPr>
-                <w:rFonts w:ascii="Consolas" w:hAnsi="Consolas" w:eastAsia="Consolas"/>
-                <w:sz w:val="19"/>
-              </w:rPr>
-              <w:t>shop windows and yellowing trees in deep bokeh, light haze in the distance.</w:t>
+              <w:t>gentle reflections, blurred light urban architecture and yellowing trees in deep bokeh.</w:t>
             </w:r>
           </w:p>
           <w:p>
@@ -3850,7 +3915,7 @@
                 <w:rFonts w:ascii="Consolas" w:hAnsi="Consolas" w:eastAsia="Consolas"/>
                 <w:sz w:val="19"/>
               </w:rPr>
-              <w:t>Model: 182 cm tall woman, 25-30 years old, dark blonde hair in a low ponytail,</w:t>
+              <w:t>Model: 182 cm tall woman, 25-30 years old, dark blonde hair in a low ponytail, natural</w:t>
             </w:r>
           </w:p>
           <w:p>
@@ -3862,7 +3927,7 @@
                 <w:rFonts w:ascii="Consolas" w:hAnsi="Consolas" w:eastAsia="Consolas"/>
                 <w:sz w:val="19"/>
               </w:rPr>
-              <w:t>natural makeup, calm confident gaze away from camera. Full-body three-quarter view,</w:t>
+              <w:t>makeup, calm gaze away from camera. Full-body three-quarter view, camera at hip level and</w:t>
             </w:r>
           </w:p>
           <w:p>
@@ -3874,7 +3939,7 @@
                 <w:rFonts w:ascii="Consolas" w:hAnsi="Consolas" w:eastAsia="Consolas"/>
                 <w:sz w:val="19"/>
               </w:rPr>
-              <w:t>camera at hip level and slightly low to elongate the silhouette. Mid-stride walking</w:t>
+              <w:t>slightly low to elongate the silhouette. Mid-stride, wind lightly lifting the jacket hem.</w:t>
             </w:r>
           </w:p>
           <w:p>
@@ -3886,19 +3951,7 @@
                 <w:rFonts w:ascii="Consolas" w:hAnsi="Consolas" w:eastAsia="Consolas"/>
                 <w:sz w:val="19"/>
               </w:rPr>
-              <w:t>motion, wind lightly lifting the hem of the jacket. One arm relaxed along the body</w:t>
-            </w:r>
-          </w:p>
-          <w:p>
-            <w:pPr>
-              <w:spacing w:after="20" w:line="252" w:lineRule="auto"/>
-            </w:pPr>
-            <w:r>
-              <w:rPr>
-                <w:rFonts w:ascii="Consolas" w:hAnsi="Consolas" w:eastAsia="Consolas"/>
-                <w:sz w:val="19"/>
-              </w:rPr>
-              <w:t>showing the cuff covering the wrist, the other holding a shoulder bag strap.</w:t>
+              <w:t>One arm relaxed along the body showing the cuff covering the wrist.</w:t>
             </w:r>
           </w:p>
           <w:p>
@@ -3921,7 +3974,7 @@
                 <w:rFonts w:ascii="Consolas" w:hAnsi="Consolas" w:eastAsia="Consolas"/>
                 <w:sz w:val="19"/>
               </w:rPr>
-              <w:t>Product in focus: women's oversized straight-cut demi-season jacket, elongated to</w:t>
+              <w:t>Product in focus: women's oversized straight-cut demi-season jacket, elongated to mid-thigh,</w:t>
             </w:r>
           </w:p>
           <w:p>
@@ -3933,7 +3986,7 @@
                 <w:rFonts w:ascii="Consolas" w:hAnsi="Consolas" w:eastAsia="Consolas"/>
                 <w:sz w:val="19"/>
               </w:rPr>
-              <w:t>mid-thigh, deep graphite #3A3A3C, matte water-repellent technical shell with a few</w:t>
+              <w:t>deep graphite #3A3A3C, matte water-repellent shell with a few beaded water droplets,</w:t>
             </w:r>
           </w:p>
           <w:p>
@@ -3945,7 +3998,7 @@
                 <w:rFonts w:ascii="Consolas" w:hAnsi="Consolas" w:eastAsia="Consolas"/>
                 <w:sz w:val="19"/>
               </w:rPr>
-              <w:t>beaded water droplets on the surface, large drawstring hood resting on the shoulders,</w:t>
+              <w:t>large drawstring hood resting on the shoulders, centre zip half open, zipped side pockets,</w:t>
             </w:r>
           </w:p>
           <w:p>
@@ -3957,7 +4010,7 @@
                 <w:rFonts w:ascii="Consolas" w:hAnsi="Consolas" w:eastAsia="Consolas"/>
                 <w:sz w:val="19"/>
               </w:rPr>
-              <w:t>centre zip half open, zipped side pockets, elastic cuffs, adjustable drawcord hem,</w:t>
+              <w:t>elastic cuffs, adjustable drawcord hem, matte dark metal hardware. Styled with straight</w:t>
             </w:r>
           </w:p>
           <w:p>
@@ -3969,19 +4022,7 @@
                 <w:rFonts w:ascii="Consolas" w:hAnsi="Consolas" w:eastAsia="Consolas"/>
                 <w:sz w:val="19"/>
               </w:rPr>
-              <w:t>matte dark metal hardware. Styled with straight black trousers, light leather flat</w:t>
-            </w:r>
-          </w:p>
-          <w:p>
-            <w:pPr>
-              <w:spacing w:after="20" w:line="252" w:lineRule="auto"/>
-            </w:pPr>
-            <w:r>
-              <w:rPr>
-                <w:rFonts w:ascii="Consolas" w:hAnsi="Consolas" w:eastAsia="Consolas"/>
-                <w:sz w:val="19"/>
-              </w:rPr>
-              <w:t>ankle boots and a dark caramel leather shoulder bag.</w:t>
+              <w:t>black trousers and light leather flat ankle boots.</w:t>
             </w:r>
           </w:p>
           <w:p>
@@ -4004,7 +4045,7 @@
                 <w:rFonts w:ascii="Consolas" w:hAnsi="Consolas" w:eastAsia="Consolas"/>
                 <w:sz w:val="19"/>
               </w:rPr>
-              <w:t>Lighting: soft natural diffused overcast light, no harsh shadows. Warm muted colour</w:t>
+              <w:t>Lighting: soft natural diffused overcast light, no harsh shadows, warm muted colour grade,</w:t>
             </w:r>
           </w:p>
           <w:p>
@@ -4016,7 +4057,7 @@
                 <w:rFonts w:ascii="Consolas" w:hAnsi="Consolas" w:eastAsia="Consolas"/>
                 <w:sz w:val="19"/>
               </w:rPr>
-              <w:t>grade, graphite jacket contrasting against the cool light background, subtle</w:t>
+              <w:t>subtle cinematic film grain. Shot on a full-frame camera, 85 mm lens, f/2.0, sharp focus</w:t>
             </w:r>
           </w:p>
           <w:p>
@@ -4028,7 +4069,7 @@
                 <w:rFonts w:ascii="Consolas" w:hAnsi="Consolas" w:eastAsia="Consolas"/>
                 <w:sz w:val="19"/>
               </w:rPr>
-              <w:t>cinematic film grain.</w:t>
+              <w:t>on the jacket, background softly blurred. --ar 3:4 --style raw --v 7</w:t>
             </w:r>
           </w:p>
           <w:p>
@@ -4051,7 +4092,7 @@
                 <w:rFonts w:ascii="Consolas" w:hAnsi="Consolas" w:eastAsia="Consolas"/>
                 <w:sz w:val="19"/>
               </w:rPr>
-              <w:t>Shot on a full-frame camera, 85 mm lens, f/2.0, sharp focus on the jacket, background</w:t>
+              <w:t>Negative prompt: text, letters, typography, signage with readable words, watermark, logo,</w:t>
             </w:r>
           </w:p>
           <w:p>
@@ -4063,7 +4104,7 @@
                 <w:rFonts w:ascii="Consolas" w:hAnsi="Consolas" w:eastAsia="Consolas"/>
                 <w:sz w:val="19"/>
               </w:rPr>
-              <w:t>softly blurred, anatomically correct proportions. --ar 3:4 --style raw --v 7</w:t>
+              <w:t>brand name, infographic, captions, extra people in foreground, cars in focus, deformed</w:t>
             </w:r>
           </w:p>
           <w:p>
@@ -4075,54 +4116,7 @@
                 <w:rFonts w:ascii="Consolas" w:hAnsi="Consolas" w:eastAsia="Consolas"/>
                 <w:sz w:val="19"/>
               </w:rPr>
-            </w:r>
-          </w:p>
-          <w:p>
-            <w:pPr>
-              <w:spacing w:after="20" w:line="252" w:lineRule="auto"/>
-            </w:pPr>
-            <w:r>
-              <w:rPr>
-                <w:rFonts w:ascii="Consolas" w:hAnsi="Consolas" w:eastAsia="Consolas"/>
-                <w:sz w:val="19"/>
-              </w:rPr>
-              <w:t>Negative prompt: text, letters, typography, signage with readable words, watermark,</w:t>
-            </w:r>
-          </w:p>
-          <w:p>
-            <w:pPr>
-              <w:spacing w:after="20" w:line="252" w:lineRule="auto"/>
-            </w:pPr>
-            <w:r>
-              <w:rPr>
-                <w:rFonts w:ascii="Consolas" w:hAnsi="Consolas" w:eastAsia="Consolas"/>
-                <w:sz w:val="19"/>
-              </w:rPr>
-              <w:t>logo, brand name, infographic, captions, extra people in foreground, cars in focus,</w:t>
-            </w:r>
-          </w:p>
-          <w:p>
-            <w:pPr>
-              <w:spacing w:after="20" w:line="252" w:lineRule="auto"/>
-            </w:pPr>
-            <w:r>
-              <w:rPr>
-                <w:rFonts w:ascii="Consolas" w:hAnsi="Consolas" w:eastAsia="Consolas"/>
-                <w:sz w:val="19"/>
-              </w:rPr>
-              <w:t>deformed hands, extra fingers, collage, frame, border, oversaturated colours,</w:t>
-            </w:r>
-          </w:p>
-          <w:p>
-            <w:pPr>
-              <w:spacing w:after="20" w:line="252" w:lineRule="auto"/>
-            </w:pPr>
-            <w:r>
-              <w:rPr>
-                <w:rFonts w:ascii="Consolas" w:hAnsi="Consolas" w:eastAsia="Consolas"/>
-                <w:sz w:val="19"/>
-              </w:rPr>
-              <w:t>harsh direct sunlight, low resolution.</w:t>
+              <w:t>hands, extra fingers, collage, frame, border, harsh direct sunlight, low resolution.</w:t>
             </w:r>
           </w:p>
         </w:tc>
@@ -4134,11 +4128,6 @@
       </w:pPr>
     </w:p>
     <w:p>
-      <w:r>
-        <w:br w:type="page"/>
-      </w:r>
-    </w:p>
-    <w:p>
       <w:pPr>
         <w:spacing w:before="280" w:after="120"/>
       </w:pPr>
@@ -4148,20 +4137,7 @@
           <w:color w:val="1F3B63"/>
           <w:sz w:val="30"/>
         </w:rPr>
-        <w:t>3. Как связать визуал, текст и семантику</w:t>
-      </w:r>
-    </w:p>
-    <w:p>
-      <w:pPr>
-        <w:spacing w:after="120"/>
-      </w:pPr>
-      <w:r>
-        <w:rPr>
-          <w:b w:val="0"/>
-          <w:i w:val="0"/>
-          <w:sz w:val="21"/>
-        </w:rPr>
-        <w:t>Инфографика не украшает карточку, а дублирует ключевые смыслы из SEO-текста. Проверка соответствия:</w:t>
+        <w:t>5. Связка визуала и семантики</w:t>
       </w:r>
     </w:p>
     <w:tbl>
@@ -4193,7 +4169,7 @@
                 <w:color w:val="FFFFFF"/>
                 <w:sz w:val="18"/>
               </w:rPr>
-              <w:t>Ключевой запрос из ядра</w:t>
+              <w:t>Запрос из ядра</w:t>
             </w:r>
           </w:p>
         </w:tc>
@@ -4233,7 +4209,7 @@
                 <w:color w:val="FFFFFF"/>
                 <w:sz w:val="18"/>
               </w:rPr>
-              <w:t>Чем подтверждается на фото</w:t>
+              <w:t>Чем подтверждается на картинке</w:t>
             </w:r>
           </w:p>
         </w:tc>
@@ -4287,7 +4263,7 @@
               <w:rPr>
                 <w:sz w:val="18"/>
               </w:rPr>
-              <w:t>Тезис «СШИТА ПОД ВЫСОКИЙ РОСТ» + ростомер</w:t>
+              <w:t>Плашка «ДЛЯ ВЫСОКИХ» + бейдж «СШИТО ДЛЯ ВЫСОКИХ»</w:t>
             </w:r>
           </w:p>
         </w:tc>
@@ -4308,7 +4284,7 @@
                 <w:b/>
                 <w:sz w:val="18"/>
               </w:rPr>
-              <w:t>куртка на рост 180 / 175 / 185</w:t>
+              <w:t>куртка на рост 170…190</w:t>
             </w:r>
           </w:p>
         </w:tc>
@@ -4344,7 +4320,7 @@
               <w:rPr>
                 <w:sz w:val="18"/>
               </w:rPr>
-              <w:t>Отметки 170–190 на линейке, бейдж «170–190 см»</w:t>
+              <w:t>Шкала роста с отметками 170–190</w:t>
             </w:r>
           </w:p>
         </w:tc>
@@ -4398,7 +4374,7 @@
               <w:rPr>
                 <w:sz w:val="18"/>
               </w:rPr>
-              <w:t>Выноска «Рукав +6 см», видимый манжет на запястье</w:t>
+              <w:t>Выноска «+4 см» и макро манжета на запястье</w:t>
             </w:r>
           </w:p>
         </w:tc>
@@ -4455,7 +4431,7 @@
               <w:rPr>
                 <w:sz w:val="18"/>
               </w:rPr>
-              <w:t>Выноска «Спинка +8 см», силуэт до середины бедра</w:t>
+              <w:t>Выноска «+10 см», силуэт до середины бедра</w:t>
             </w:r>
           </w:p>
         </w:tc>
@@ -4492,7 +4468,7 @@
               <w:rPr>
                 <w:sz w:val="18"/>
               </w:rPr>
-              <w:t>Блок «Материал и температура»</w:t>
+              <w:t>Блок «Материал и погода»</w:t>
             </w:r>
           </w:p>
         </w:tc>
@@ -4509,7 +4485,7 @@
               <w:rPr>
                 <w:sz w:val="18"/>
               </w:rPr>
-              <w:t>Иконка в правом столбце + капли воды на ткани (фото 2)</w:t>
+              <w:t>Иконка свойства + капли на ткани (кадр 2)</w:t>
             </w:r>
           </w:p>
         </w:tc>
@@ -4566,7 +4542,7 @@
               <w:rPr>
                 <w:sz w:val="18"/>
               </w:rPr>
-              <w:t>Иконка капюшона + крупный капюшон в кадре</w:t>
+              <w:t>Крупный капюшон с кулиской в кадре</w:t>
             </w:r>
           </w:p>
         </w:tc>
@@ -4586,7 +4562,7 @@
                 <w:b/>
                 <w:sz w:val="18"/>
               </w:rPr>
-              <w:t>куртка тёплая осенняя</w:t>
+              <w:t>куртка демисезонная</w:t>
             </w:r>
           </w:p>
         </w:tc>
@@ -4603,7 +4579,7 @@
               <w:rPr>
                 <w:sz w:val="18"/>
               </w:rPr>
-              <w:t>Блок «Материал и температура»</w:t>
+              <w:t>Блок «Материал и погода»</w:t>
             </w:r>
           </w:p>
         </w:tc>
@@ -4620,7 +4596,7 @@
               <w:rPr>
                 <w:sz w:val="18"/>
               </w:rPr>
-              <w:t>Иконка «от +12 до −5 °C»</w:t>
+              <w:t>Иконка «Демисезон весна-осень»</w:t>
             </w:r>
           </w:p>
         </w:tc>
@@ -4641,7 +4617,7 @@
           <w:color w:val="1F3B63"/>
           <w:sz w:val="24"/>
         </w:rPr>
-        <w:t>Рекомендуемый порядок фото в карточке</w:t>
+        <w:t>Порядок фото в галерее</w:t>
       </w:r>
     </w:p>
     <w:p>
@@ -4653,7 +4629,7 @@
         <w:rPr>
           <w:sz w:val="21"/>
         </w:rPr>
-        <w:t>Главное фото с инфографикой (промт 1) — продаёт смысл «для высокого роста» прямо в выдаче.</w:t>
+        <w:t>Макет 2 — главное фото: шкала роста, +4 см, +10 см, бренд.</w:t>
       </w:r>
     </w:p>
     <w:p>
@@ -4665,7 +4641,7 @@
         <w:rPr>
           <w:sz w:val="21"/>
         </w:rPr>
-        <w:t>Имиджевое фото в городе (промт 2) — эмоция и доверие, снимает ощущение дешёвой студийной съёмки.</w:t>
+        <w:t>Имиджевое фото в городе (промт раздела 4) — эмоция и доверие.</w:t>
       </w:r>
     </w:p>
     <w:p>
@@ -4677,7 +4653,7 @@
         <w:rPr>
           <w:sz w:val="21"/>
         </w:rPr>
-        <w:t>Фото сзади в полный рост — доказывает длину по спинке.</w:t>
+        <w:t>Макет 1 — второй инфографический слайд с акцентом на свойствах ткани.</w:t>
       </w:r>
     </w:p>
     <w:p>
@@ -4689,7 +4665,19 @@
         <w:rPr>
           <w:sz w:val="21"/>
         </w:rPr>
-        <w:t>Макро-кадр манжета на запястье и кадр фурнитуры — доказывает качество.</w:t>
+        <w:t>Фото сзади в полный рост — доказывает длину силуэта.</w:t>
+      </w:r>
+    </w:p>
+    <w:p>
+      <w:pPr>
+        <w:pStyle w:val="ListNumber"/>
+        <w:spacing w:after="40"/>
+      </w:pPr>
+      <w:r>
+        <w:rPr>
+          <w:sz w:val="21"/>
+        </w:rPr>
+        <w:t>Макро манжета на запястье и макро фурнитуры.</w:t>
       </w:r>
     </w:p>
     <w:p>
@@ -4713,7 +4701,7 @@
         <w:rPr>
           <w:sz w:val="21"/>
         </w:rPr>
-        <w:t>Сравнительный слайд «обычная куртка / наша»: два силуэта рядом с указанием разницы в см.</w:t>
+        <w:t>Сравнительный слайд «обычная куртка / наша»: два силуэта рядом с разницей в сантиметрах.</w:t>
       </w:r>
     </w:p>
     <w:p>
@@ -4738,7 +4726,7 @@
           <w:color w:val="1F3B63"/>
           <w:sz w:val="24"/>
         </w:rPr>
-        <w:t>Чек-лист перед загрузкой изображений</w:t>
+        <w:t>Чек-лист перед загрузкой</w:t>
       </w:r>
     </w:p>
     <w:p>
@@ -4751,7 +4739,7 @@
         <w:rPr>
           <w:sz w:val="21"/>
         </w:rPr>
-        <w:t>☐  Формат 3:4, минимум 1200 × 1600 px, без сжатия с артефактами.</w:t>
+        <w:t>☐  Формат 3:4, минимум 1200 × 1600 px.</w:t>
       </w:r>
     </w:p>
     <w:p>
@@ -4764,7 +4752,7 @@
         <w:rPr>
           <w:sz w:val="21"/>
         </w:rPr>
-        <w:t>☐  Текст на главном фото читается с миниатюры 200 × 266 px.</w:t>
+        <w:t>☐  Тезис и цифры читаются при уменьшении до размера миниатюры.</w:t>
       </w:r>
     </w:p>
     <w:p>
@@ -4777,7 +4765,7 @@
         <w:rPr>
           <w:sz w:val="21"/>
         </w:rPr>
-        <w:t>☐  Инфографика занимает не более 30 % площади кадра.</w:t>
+        <w:t>☐  Инфографика занимает не более трети площади кадра.</w:t>
       </w:r>
     </w:p>
     <w:p>
@@ -4790,7 +4778,7 @@
         <w:rPr>
           <w:sz w:val="21"/>
         </w:rPr>
-        <w:t>☐  Нет цен, скидок, призывов, QR-кодов, контактов и чужих логотипов — требования WB.</w:t>
+        <w:t>☐  Подпись «Рост модели ___ см · размер ___» добавлена, рост фактический.</w:t>
       </w:r>
     </w:p>
     <w:p>
@@ -4803,7 +4791,7 @@
         <w:rPr>
           <w:sz w:val="21"/>
         </w:rPr>
-        <w:t>☐  Рост модели (182 см) и размер (46) указаны и на фото, и в характеристиках карточки.</w:t>
+        <w:t>☐  Сноска про базу сравнения «к стандарту» добавлена.</w:t>
       </w:r>
     </w:p>
     <w:p>
@@ -4816,7 +4804,7 @@
         <w:rPr>
           <w:sz w:val="21"/>
         </w:rPr>
-        <w:t>☐  Все сгенерированные кадры проверены на анатомию кистей рук и пропорции.</w:t>
+        <w:t>☐  Цифры на картинке совпадают с описанием: +4 см, +10 см, +5…+15 °C.</w:t>
       </w:r>
     </w:p>
     <w:p>
@@ -4829,7 +4817,33 @@
         <w:rPr>
           <w:sz w:val="21"/>
         </w:rPr>
-        <w:t>☐  Цветопередача куртки на фото совпадает с реальным товаром — иначе возвраты и падение рейтинга.</w:t>
+        <w:t>☐  Цвет куртки одинаков на всех кадрах галереи и совпадает с реальным товаром.</w:t>
+      </w:r>
+    </w:p>
+    <w:p>
+      <w:pPr>
+        <w:pStyle w:val="ListBullet"/>
+        <w:spacing w:after="40"/>
+        <w:ind w:left="369"/>
+      </w:pPr>
+      <w:r>
+        <w:rPr>
+          <w:sz w:val="21"/>
+        </w:rPr>
+        <w:t>☐  Нет цен, скидок, призывов, QR-кодов, контактов и чужих логотипов.</w:t>
+      </w:r>
+    </w:p>
+    <w:p>
+      <w:pPr>
+        <w:pStyle w:val="ListBullet"/>
+        <w:spacing w:after="40"/>
+        <w:ind w:left="369"/>
+      </w:pPr>
+      <w:r>
+        <w:rPr>
+          <w:sz w:val="21"/>
+        </w:rPr>
+        <w:t>☐  Кисти рук и пропорции на сгенерированных кадрах проверены.</w:t>
       </w:r>
     </w:p>
     <w:sectPr>
